--- a/ecoservizi/Supporto Presidia/02_Supporto/02_Template/14_ Schede prodotti chimici /anticalcare.docx
+++ b/ecoservizi/Supporto Presidia/02_Supporto/02_Template/14_ Schede prodotti chimici /anticalcare.docx
@@ -1,6 +1,6 @@
 
 <file path=word/document.xml><?xml version="1.0" encoding="utf-8"?>
-<w:document xmlns:wpc="http://schemas.microsoft.com/office/word/2010/wordprocessingCanvas" xmlns:cx="http://schemas.microsoft.com/office/drawing/2014/chartex" xmlns:cx1="http://schemas.microsoft.com/office/drawing/2015/9/8/chartex" xmlns:cx2="http://schemas.microsoft.com/office/drawing/2015/10/21/chartex" xmlns:cx3="http://schemas.microsoft.com/office/drawing/2016/5/9/chartex" xmlns:cx4="http://schemas.microsoft.com/office/drawing/2016/5/10/chartex" xmlns:cx5="http://schemas.microsoft.com/office/drawing/2016/5/11/chartex" xmlns:cx6="http://schemas.microsoft.com/office/drawing/2016/5/12/chartex" xmlns:cx7="http://schemas.microsoft.com/office/drawing/2016/5/13/chartex" xmlns:cx8="http://schemas.microsoft.com/office/drawing/2016/5/14/chartex" xmlns:mc="http://schemas.openxmlformats.org/markup-compatibility/2006" xmlns:aink="http://schemas.microsoft.com/office/drawing/2016/ink" xmlns:am3d="http://schemas.microsoft.com/office/drawing/2017/model3d" xmlns:o="urn:schemas-microsoft-com:office:office" xmlns:oel="http://schemas.microsoft.com/office/2019/extlst" xmlns:r="http://schemas.openxmlformats.org/officeDocument/2006/relationships" xmlns:m="http://schemas.openxmlformats.org/officeDocument/2006/math" xmlns:v="urn:schemas-microsoft-com:vml" xmlns:wp14="http://schemas.microsoft.com/office/word/2010/wordprocessingDrawing" xmlns:wp="http://schemas.openxmlformats.org/drawingml/2006/wordprocessingDrawing" xmlns:w10="urn:schemas-microsoft-com:office:word" xmlns:w="http://schemas.openxmlformats.org/wordprocessingml/2006/main" xmlns:w14="http://schemas.microsoft.com/office/word/2010/wordml" xmlns:w15="http://schemas.microsoft.com/office/word/2012/wordml" xmlns:w16cex="http://schemas.microsoft.com/office/word/2018/wordml/cex" xmlns:w16cid="http://schemas.microsoft.com/office/word/2016/wordml/cid" xmlns:w16="http://schemas.microsoft.com/office/word/2018/wordml" xmlns:w16sdtdh="http://schemas.microsoft.com/office/word/2020/wordml/sdtdatahash" xmlns:w16se="http://schemas.microsoft.com/office/word/2015/wordml/symex" xmlns:wpg="http://schemas.microsoft.com/office/word/2010/wordprocessingGroup" xmlns:wpi="http://schemas.microsoft.com/office/word/2010/wordprocessingInk" xmlns:wne="http://schemas.microsoft.com/office/word/2006/wordml" xmlns:wps="http://schemas.microsoft.com/office/word/2010/wordprocessingShape" mc:Ignorable="w14 w15 w16se w16cid w16 w16cex w16sdtdh wp14">
+<w:document xmlns:wpc="http://schemas.microsoft.com/office/word/2010/wordprocessingCanvas" xmlns:cx="http://schemas.microsoft.com/office/drawing/2014/chartex" xmlns:cx1="http://schemas.microsoft.com/office/drawing/2015/9/8/chartex" xmlns:cx2="http://schemas.microsoft.com/office/drawing/2015/10/21/chartex" xmlns:cx3="http://schemas.microsoft.com/office/drawing/2016/5/9/chartex" xmlns:cx4="http://schemas.microsoft.com/office/drawing/2016/5/10/chartex" xmlns:cx5="http://schemas.microsoft.com/office/drawing/2016/5/11/chartex" xmlns:cx6="http://schemas.microsoft.com/office/drawing/2016/5/12/chartex" xmlns:cx7="http://schemas.microsoft.com/office/drawing/2016/5/13/chartex" xmlns:cx8="http://schemas.microsoft.com/office/drawing/2016/5/14/chartex" xmlns:mc="http://schemas.openxmlformats.org/markup-compatibility/2006" xmlns:aink="http://schemas.microsoft.com/office/drawing/2016/ink" xmlns:am3d="http://schemas.microsoft.com/office/drawing/2017/model3d" xmlns:o="urn:schemas-microsoft-com:office:office" xmlns:oel="http://schemas.microsoft.com/office/2019/extlst" xmlns:r="http://schemas.openxmlformats.org/officeDocument/2006/relationships" xmlns:m="http://schemas.openxmlformats.org/officeDocument/2006/math" xmlns:v="urn:schemas-microsoft-com:vml" xmlns:wp14="http://schemas.microsoft.com/office/word/2010/wordprocessingDrawing" xmlns:wp="http://schemas.openxmlformats.org/drawingml/2006/wordprocessingDrawing" xmlns:w10="urn:schemas-microsoft-com:office:word" xmlns:w="http://schemas.openxmlformats.org/wordprocessingml/2006/main" xmlns:w14="http://schemas.microsoft.com/office/word/2010/wordml" xmlns:w15="http://schemas.microsoft.com/office/word/2012/wordml" xmlns:w16cex="http://schemas.microsoft.com/office/word/2018/wordml/cex" xmlns:w16cid="http://schemas.microsoft.com/office/word/2016/wordml/cid" xmlns:w16="http://schemas.microsoft.com/office/word/2018/wordml" xmlns:w16du="http://schemas.microsoft.com/office/word/2023/wordml/word16du" xmlns:w16sdtdh="http://schemas.microsoft.com/office/word/2020/wordml/sdtdatahash" xmlns:w16sdtfl="http://schemas.microsoft.com/office/word/2024/wordml/sdtformatlock" xmlns:w16se="http://schemas.microsoft.com/office/word/2015/wordml/symex" xmlns:wpg="http://schemas.microsoft.com/office/word/2010/wordprocessingGroup" xmlns:wpi="http://schemas.microsoft.com/office/word/2010/wordprocessingInk" xmlns:wne="http://schemas.microsoft.com/office/word/2006/wordml" xmlns:wps="http://schemas.microsoft.com/office/word/2010/wordprocessingShape" mc:Ignorable="w14 w15 w16se w16cid w16 w16cex w16sdtdh w16sdtfl w16du wp14">
   <w:body>
     <w:tbl>
       <w:tblPr>
@@ -58,11 +58,13 @@
             <w:pPr>
               <w:jc w:val="center"/>
               <w:rPr>
-                <w:b/>
-              </w:rPr>
-            </w:pPr>
-            <w:r>
-              <w:rPr>
+                <w:rFonts w:ascii="Aptos" w:hAnsi="Aptos"/>
+                <w:b/>
+              </w:rPr>
+            </w:pPr>
+            <w:r>
+              <w:rPr>
+                <w:rFonts w:ascii="Aptos" w:hAnsi="Aptos"/>
                 <w:b/>
               </w:rPr>
               <w:t>SCHEDA</w:t>
@@ -83,6 +85,7 @@
             <w:pPr>
               <w:jc w:val="center"/>
               <w:rPr>
+                <w:rFonts w:ascii="Aptos" w:hAnsi="Aptos"/>
                 <w:b/>
                 <w:sz w:val="28"/>
                 <w:szCs w:val="28"/>
@@ -104,12 +107,14 @@
             <w:pPr>
               <w:jc w:val="center"/>
               <w:rPr>
-                <w:sz w:val="20"/>
-                <w:szCs w:val="20"/>
-              </w:rPr>
-            </w:pPr>
-            <w:r>
-              <w:rPr>
+                <w:rFonts w:ascii="Aptos" w:hAnsi="Aptos"/>
+                <w:sz w:val="20"/>
+                <w:szCs w:val="20"/>
+              </w:rPr>
+            </w:pPr>
+            <w:r>
+              <w:rPr>
+                <w:rFonts w:ascii="Aptos" w:hAnsi="Aptos"/>
                 <w:sz w:val="20"/>
                 <w:szCs w:val="20"/>
               </w:rPr>
@@ -130,11 +135,13 @@
           <w:p>
             <w:pPr>
               <w:rPr>
-                <w:b/>
-              </w:rPr>
-            </w:pPr>
-            <w:r>
-              <w:rPr>
+                <w:rFonts w:ascii="Aptos" w:hAnsi="Aptos"/>
+                <w:b/>
+              </w:rPr>
+            </w:pPr>
+            <w:r>
+              <w:rPr>
+                <w:rFonts w:ascii="Aptos" w:hAnsi="Aptos"/>
                 <w:b/>
               </w:rPr>
               <w:t xml:space="preserve">ANTICALCARE </w:t>
@@ -160,6 +167,7 @@
           <w:p>
             <w:pPr>
               <w:rPr>
+                <w:rFonts w:ascii="Aptos" w:hAnsi="Aptos"/>
                 <w:b/>
                 <w:sz w:val="10"/>
                 <w:szCs w:val="10"/>
@@ -186,11 +194,13 @@
           <w:p>
             <w:pPr>
               <w:rPr>
-                <w:b/>
-              </w:rPr>
-            </w:pPr>
-            <w:r>
-              <w:rPr>
+                <w:rFonts w:ascii="Aptos" w:hAnsi="Aptos"/>
+                <w:b/>
+              </w:rPr>
+            </w:pPr>
+            <w:r>
+              <w:rPr>
+                <w:rFonts w:ascii="Aptos" w:hAnsi="Aptos"/>
                 <w:b/>
               </w:rPr>
               <w:t>A</w:t>
@@ -211,11 +221,13 @@
           <w:p>
             <w:pPr>
               <w:rPr>
-                <w:b/>
-              </w:rPr>
-            </w:pPr>
-            <w:r>
-              <w:rPr>
+                <w:rFonts w:ascii="Aptos" w:hAnsi="Aptos"/>
+                <w:b/>
+              </w:rPr>
+            </w:pPr>
+            <w:r>
+              <w:rPr>
+                <w:rFonts w:ascii="Aptos" w:hAnsi="Aptos"/>
                 <w:b/>
               </w:rPr>
               <w:t>IDENTIFICAZIONE AGENTE</w:t>
@@ -241,6 +253,7 @@
           <w:p>
             <w:pPr>
               <w:rPr>
+                <w:rFonts w:ascii="Aptos" w:hAnsi="Aptos"/>
                 <w:b/>
                 <w:sz w:val="10"/>
                 <w:szCs w:val="10"/>
@@ -264,13 +277,15 @@
           <w:p>
             <w:pPr>
               <w:rPr>
-                <w:b/>
-                <w:sz w:val="20"/>
-                <w:szCs w:val="20"/>
-              </w:rPr>
-            </w:pPr>
-            <w:r>
-              <w:rPr>
+                <w:rFonts w:ascii="Aptos" w:hAnsi="Aptos"/>
+                <w:b/>
+                <w:sz w:val="20"/>
+                <w:szCs w:val="20"/>
+              </w:rPr>
+            </w:pPr>
+            <w:r>
+              <w:rPr>
+                <w:rFonts w:ascii="Aptos" w:hAnsi="Aptos"/>
                 <w:b/>
                 <w:sz w:val="20"/>
                 <w:szCs w:val="20"/>
@@ -290,13 +305,15 @@
           <w:p>
             <w:pPr>
               <w:rPr>
-                <w:b/>
-                <w:sz w:val="20"/>
-                <w:szCs w:val="20"/>
-              </w:rPr>
-            </w:pPr>
-            <w:r>
-              <w:rPr>
+                <w:rFonts w:ascii="Aptos" w:hAnsi="Aptos"/>
+                <w:b/>
+                <w:sz w:val="20"/>
+                <w:szCs w:val="20"/>
+              </w:rPr>
+            </w:pPr>
+            <w:r>
+              <w:rPr>
+                <w:rFonts w:ascii="Aptos" w:hAnsi="Aptos"/>
                 <w:b/>
                 <w:sz w:val="20"/>
                 <w:szCs w:val="20"/>
@@ -316,13 +333,15 @@
           <w:p>
             <w:pPr>
               <w:rPr>
-                <w:b/>
-                <w:sz w:val="20"/>
-                <w:szCs w:val="20"/>
-              </w:rPr>
-            </w:pPr>
-            <w:r>
-              <w:rPr>
+                <w:rFonts w:ascii="Aptos" w:hAnsi="Aptos"/>
+                <w:b/>
+                <w:sz w:val="20"/>
+                <w:szCs w:val="20"/>
+              </w:rPr>
+            </w:pPr>
+            <w:r>
+              <w:rPr>
+                <w:rFonts w:ascii="Aptos" w:hAnsi="Aptos"/>
                 <w:b/>
                 <w:sz w:val="20"/>
                 <w:szCs w:val="20"/>
@@ -344,17 +363,18 @@
               <w:bottom w:val="nil"/>
               <w:right w:val="nil"/>
             </w:tcBorders>
-            <w:shd w:val="clear" w:color="auto" w:fill="auto"/>
-          </w:tcPr>
-          <w:p>
-            <w:pPr>
-              <w:rPr>
+          </w:tcPr>
+          <w:p>
+            <w:pPr>
+              <w:rPr>
+                <w:rFonts w:ascii="Aptos" w:hAnsi="Aptos"/>
                 <w:sz w:val="18"/>
                 <w:szCs w:val="18"/>
               </w:rPr>
             </w:pPr>
             <w:r>
               <w:rPr>
+                <w:rFonts w:ascii="Aptos" w:hAnsi="Aptos"/>
                 <w:sz w:val="18"/>
                 <w:szCs w:val="18"/>
               </w:rPr>
@@ -373,6 +393,7 @@
             </w:r>
             <w:r>
               <w:rPr>
+                <w:rFonts w:ascii="Aptos" w:hAnsi="Aptos"/>
                 <w:sz w:val="18"/>
                 <w:szCs w:val="18"/>
               </w:rPr>
@@ -380,12 +401,14 @@
             </w:r>
             <w:r>
               <w:rPr>
+                <w:rFonts w:ascii="Aptos" w:hAnsi="Aptos"/>
                 <w:sz w:val="18"/>
                 <w:szCs w:val="18"/>
               </w:rPr>
             </w:r>
             <w:r>
               <w:rPr>
+                <w:rFonts w:ascii="Aptos" w:hAnsi="Aptos"/>
                 <w:sz w:val="18"/>
                 <w:szCs w:val="18"/>
               </w:rPr>
@@ -393,6 +416,7 @@
             </w:r>
             <w:r>
               <w:rPr>
+                <w:rFonts w:ascii="Aptos" w:hAnsi="Aptos"/>
                 <w:sz w:val="18"/>
                 <w:szCs w:val="18"/>
               </w:rPr>
@@ -408,17 +432,18 @@
               <w:left w:val="nil"/>
               <w:bottom w:val="nil"/>
             </w:tcBorders>
-            <w:shd w:val="clear" w:color="auto" w:fill="auto"/>
-          </w:tcPr>
-          <w:p>
-            <w:pPr>
-              <w:rPr>
-                <w:sz w:val="20"/>
-                <w:szCs w:val="20"/>
-              </w:rPr>
-            </w:pPr>
-            <w:r>
-              <w:rPr>
+          </w:tcPr>
+          <w:p>
+            <w:pPr>
+              <w:rPr>
+                <w:rFonts w:ascii="Aptos" w:hAnsi="Aptos"/>
+                <w:sz w:val="20"/>
+                <w:szCs w:val="20"/>
+              </w:rPr>
+            </w:pPr>
+            <w:r>
+              <w:rPr>
+                <w:rFonts w:ascii="Aptos" w:hAnsi="Aptos"/>
                 <w:sz w:val="20"/>
                 <w:szCs w:val="20"/>
               </w:rPr>
@@ -434,17 +459,18 @@
               <w:bottom w:val="nil"/>
               <w:right w:val="nil"/>
             </w:tcBorders>
-            <w:shd w:val="clear" w:color="auto" w:fill="auto"/>
-          </w:tcPr>
-          <w:p>
-            <w:pPr>
-              <w:rPr>
+          </w:tcPr>
+          <w:p>
+            <w:pPr>
+              <w:rPr>
+                <w:rFonts w:ascii="Aptos" w:hAnsi="Aptos"/>
                 <w:sz w:val="18"/>
                 <w:szCs w:val="18"/>
               </w:rPr>
             </w:pPr>
             <w:r>
               <w:rPr>
+                <w:rFonts w:ascii="Aptos" w:hAnsi="Aptos"/>
                 <w:sz w:val="18"/>
                 <w:szCs w:val="18"/>
               </w:rPr>
@@ -463,6 +489,7 @@
             </w:r>
             <w:r>
               <w:rPr>
+                <w:rFonts w:ascii="Aptos" w:hAnsi="Aptos"/>
                 <w:sz w:val="18"/>
                 <w:szCs w:val="18"/>
               </w:rPr>
@@ -470,12 +497,14 @@
             </w:r>
             <w:r>
               <w:rPr>
+                <w:rFonts w:ascii="Aptos" w:hAnsi="Aptos"/>
                 <w:sz w:val="18"/>
                 <w:szCs w:val="18"/>
               </w:rPr>
             </w:r>
             <w:r>
               <w:rPr>
+                <w:rFonts w:ascii="Aptos" w:hAnsi="Aptos"/>
                 <w:sz w:val="18"/>
                 <w:szCs w:val="18"/>
               </w:rPr>
@@ -483,6 +512,7 @@
             </w:r>
             <w:r>
               <w:rPr>
+                <w:rFonts w:ascii="Aptos" w:hAnsi="Aptos"/>
                 <w:sz w:val="18"/>
                 <w:szCs w:val="18"/>
               </w:rPr>
@@ -498,17 +528,18 @@
               <w:left w:val="nil"/>
               <w:bottom w:val="nil"/>
             </w:tcBorders>
-            <w:shd w:val="clear" w:color="auto" w:fill="auto"/>
-          </w:tcPr>
-          <w:p>
-            <w:pPr>
-              <w:rPr>
-                <w:sz w:val="20"/>
-                <w:szCs w:val="20"/>
-              </w:rPr>
-            </w:pPr>
-            <w:r>
-              <w:rPr>
+          </w:tcPr>
+          <w:p>
+            <w:pPr>
+              <w:rPr>
+                <w:rFonts w:ascii="Aptos" w:hAnsi="Aptos"/>
+                <w:sz w:val="20"/>
+                <w:szCs w:val="20"/>
+              </w:rPr>
+            </w:pPr>
+            <w:r>
+              <w:rPr>
+                <w:rFonts w:ascii="Aptos" w:hAnsi="Aptos"/>
                 <w:sz w:val="20"/>
                 <w:szCs w:val="20"/>
               </w:rPr>
@@ -523,17 +554,18 @@
               <w:bottom w:val="nil"/>
               <w:right w:val="nil"/>
             </w:tcBorders>
-            <w:shd w:val="clear" w:color="auto" w:fill="auto"/>
-          </w:tcPr>
-          <w:p>
-            <w:pPr>
-              <w:rPr>
+          </w:tcPr>
+          <w:p>
+            <w:pPr>
+              <w:rPr>
+                <w:rFonts w:ascii="Aptos" w:hAnsi="Aptos"/>
                 <w:sz w:val="18"/>
                 <w:szCs w:val="18"/>
               </w:rPr>
             </w:pPr>
             <w:r>
               <w:rPr>
+                <w:rFonts w:ascii="Aptos" w:hAnsi="Aptos"/>
                 <w:sz w:val="18"/>
                 <w:szCs w:val="18"/>
               </w:rPr>
@@ -551,6 +583,7 @@
             </w:r>
             <w:r>
               <w:rPr>
+                <w:rFonts w:ascii="Aptos" w:hAnsi="Aptos"/>
                 <w:sz w:val="18"/>
                 <w:szCs w:val="18"/>
               </w:rPr>
@@ -558,12 +591,14 @@
             </w:r>
             <w:r>
               <w:rPr>
+                <w:rFonts w:ascii="Aptos" w:hAnsi="Aptos"/>
                 <w:sz w:val="18"/>
                 <w:szCs w:val="18"/>
               </w:rPr>
             </w:r>
             <w:r>
               <w:rPr>
+                <w:rFonts w:ascii="Aptos" w:hAnsi="Aptos"/>
                 <w:sz w:val="18"/>
                 <w:szCs w:val="18"/>
               </w:rPr>
@@ -571,6 +606,7 @@
             </w:r>
             <w:r>
               <w:rPr>
+                <w:rFonts w:ascii="Aptos" w:hAnsi="Aptos"/>
                 <w:sz w:val="18"/>
                 <w:szCs w:val="18"/>
               </w:rPr>
@@ -586,17 +622,18 @@
               <w:left w:val="nil"/>
               <w:bottom w:val="nil"/>
             </w:tcBorders>
-            <w:shd w:val="clear" w:color="auto" w:fill="auto"/>
-          </w:tcPr>
-          <w:p>
-            <w:pPr>
-              <w:rPr>
-                <w:sz w:val="20"/>
-                <w:szCs w:val="20"/>
-              </w:rPr>
-            </w:pPr>
-            <w:r>
-              <w:rPr>
+          </w:tcPr>
+          <w:p>
+            <w:pPr>
+              <w:rPr>
+                <w:rFonts w:ascii="Aptos" w:hAnsi="Aptos"/>
+                <w:sz w:val="20"/>
+                <w:szCs w:val="20"/>
+              </w:rPr>
+            </w:pPr>
+            <w:r>
+              <w:rPr>
+                <w:rFonts w:ascii="Aptos" w:hAnsi="Aptos"/>
                 <w:sz w:val="20"/>
                 <w:szCs w:val="20"/>
               </w:rPr>
@@ -621,17 +658,18 @@
               <w:bottom w:val="nil"/>
               <w:right w:val="nil"/>
             </w:tcBorders>
-            <w:shd w:val="clear" w:color="auto" w:fill="auto"/>
-          </w:tcPr>
-          <w:p>
-            <w:pPr>
-              <w:rPr>
-                <w:sz w:val="20"/>
-                <w:szCs w:val="20"/>
-              </w:rPr>
-            </w:pPr>
-            <w:r>
-              <w:rPr>
+          </w:tcPr>
+          <w:p>
+            <w:pPr>
+              <w:rPr>
+                <w:rFonts w:ascii="Aptos" w:hAnsi="Aptos"/>
+                <w:sz w:val="20"/>
+                <w:szCs w:val="20"/>
+              </w:rPr>
+            </w:pPr>
+            <w:r>
+              <w:rPr>
+                <w:rFonts w:ascii="Aptos" w:hAnsi="Aptos"/>
                 <w:sz w:val="18"/>
                 <w:szCs w:val="18"/>
               </w:rPr>
@@ -650,6 +688,7 @@
             </w:r>
             <w:r>
               <w:rPr>
+                <w:rFonts w:ascii="Aptos" w:hAnsi="Aptos"/>
                 <w:sz w:val="18"/>
                 <w:szCs w:val="18"/>
               </w:rPr>
@@ -657,12 +696,14 @@
             </w:r>
             <w:r>
               <w:rPr>
+                <w:rFonts w:ascii="Aptos" w:hAnsi="Aptos"/>
                 <w:sz w:val="18"/>
                 <w:szCs w:val="18"/>
               </w:rPr>
             </w:r>
             <w:r>
               <w:rPr>
+                <w:rFonts w:ascii="Aptos" w:hAnsi="Aptos"/>
                 <w:sz w:val="18"/>
                 <w:szCs w:val="18"/>
               </w:rPr>
@@ -670,6 +711,7 @@
             </w:r>
             <w:r>
               <w:rPr>
+                <w:rFonts w:ascii="Aptos" w:hAnsi="Aptos"/>
                 <w:sz w:val="18"/>
                 <w:szCs w:val="18"/>
               </w:rPr>
@@ -686,17 +728,18 @@
               <w:left w:val="nil"/>
               <w:bottom w:val="nil"/>
             </w:tcBorders>
-            <w:shd w:val="clear" w:color="auto" w:fill="auto"/>
-          </w:tcPr>
-          <w:p>
-            <w:pPr>
-              <w:rPr>
-                <w:sz w:val="20"/>
-                <w:szCs w:val="20"/>
-              </w:rPr>
-            </w:pPr>
-            <w:r>
-              <w:rPr>
+          </w:tcPr>
+          <w:p>
+            <w:pPr>
+              <w:rPr>
+                <w:rFonts w:ascii="Aptos" w:hAnsi="Aptos"/>
+                <w:sz w:val="20"/>
+                <w:szCs w:val="20"/>
+              </w:rPr>
+            </w:pPr>
+            <w:r>
+              <w:rPr>
+                <w:rFonts w:ascii="Aptos" w:hAnsi="Aptos"/>
                 <w:sz w:val="20"/>
                 <w:szCs w:val="20"/>
               </w:rPr>
@@ -713,17 +756,18 @@
               <w:bottom w:val="nil"/>
               <w:right w:val="nil"/>
             </w:tcBorders>
-            <w:shd w:val="clear" w:color="auto" w:fill="auto"/>
-          </w:tcPr>
-          <w:p>
-            <w:pPr>
-              <w:rPr>
-                <w:sz w:val="20"/>
-                <w:szCs w:val="20"/>
-              </w:rPr>
-            </w:pPr>
-            <w:r>
-              <w:rPr>
+          </w:tcPr>
+          <w:p>
+            <w:pPr>
+              <w:rPr>
+                <w:rFonts w:ascii="Aptos" w:hAnsi="Aptos"/>
+                <w:sz w:val="20"/>
+                <w:szCs w:val="20"/>
+              </w:rPr>
+            </w:pPr>
+            <w:r>
+              <w:rPr>
+                <w:rFonts w:ascii="Aptos" w:hAnsi="Aptos"/>
                 <w:sz w:val="18"/>
                 <w:szCs w:val="18"/>
               </w:rPr>
@@ -742,6 +786,7 @@
             </w:r>
             <w:r>
               <w:rPr>
+                <w:rFonts w:ascii="Aptos" w:hAnsi="Aptos"/>
                 <w:sz w:val="18"/>
                 <w:szCs w:val="18"/>
               </w:rPr>
@@ -749,12 +794,14 @@
             </w:r>
             <w:r>
               <w:rPr>
+                <w:rFonts w:ascii="Aptos" w:hAnsi="Aptos"/>
                 <w:sz w:val="18"/>
                 <w:szCs w:val="18"/>
               </w:rPr>
             </w:r>
             <w:r>
               <w:rPr>
+                <w:rFonts w:ascii="Aptos" w:hAnsi="Aptos"/>
                 <w:sz w:val="18"/>
                 <w:szCs w:val="18"/>
               </w:rPr>
@@ -762,6 +809,7 @@
             </w:r>
             <w:r>
               <w:rPr>
+                <w:rFonts w:ascii="Aptos" w:hAnsi="Aptos"/>
                 <w:sz w:val="18"/>
                 <w:szCs w:val="18"/>
               </w:rPr>
@@ -778,17 +826,18 @@
               <w:left w:val="nil"/>
               <w:bottom w:val="nil"/>
             </w:tcBorders>
-            <w:shd w:val="clear" w:color="auto" w:fill="auto"/>
-          </w:tcPr>
-          <w:p>
-            <w:pPr>
-              <w:rPr>
-                <w:sz w:val="20"/>
-                <w:szCs w:val="20"/>
-              </w:rPr>
-            </w:pPr>
-            <w:r>
-              <w:rPr>
+          </w:tcPr>
+          <w:p>
+            <w:pPr>
+              <w:rPr>
+                <w:rFonts w:ascii="Aptos" w:hAnsi="Aptos"/>
+                <w:sz w:val="20"/>
+                <w:szCs w:val="20"/>
+              </w:rPr>
+            </w:pPr>
+            <w:r>
+              <w:rPr>
+                <w:rFonts w:ascii="Aptos" w:hAnsi="Aptos"/>
                 <w:sz w:val="20"/>
                 <w:szCs w:val="20"/>
               </w:rPr>
@@ -804,17 +853,18 @@
               <w:bottom w:val="nil"/>
               <w:right w:val="nil"/>
             </w:tcBorders>
-            <w:shd w:val="clear" w:color="auto" w:fill="auto"/>
-          </w:tcPr>
-          <w:p>
-            <w:pPr>
-              <w:rPr>
-                <w:sz w:val="20"/>
-                <w:szCs w:val="20"/>
-              </w:rPr>
-            </w:pPr>
-            <w:r>
-              <w:rPr>
+          </w:tcPr>
+          <w:p>
+            <w:pPr>
+              <w:rPr>
+                <w:rFonts w:ascii="Aptos" w:hAnsi="Aptos"/>
+                <w:sz w:val="20"/>
+                <w:szCs w:val="20"/>
+              </w:rPr>
+            </w:pPr>
+            <w:r>
+              <w:rPr>
+                <w:rFonts w:ascii="Aptos" w:hAnsi="Aptos"/>
                 <w:sz w:val="18"/>
                 <w:szCs w:val="18"/>
               </w:rPr>
@@ -833,6 +883,7 @@
             </w:r>
             <w:r>
               <w:rPr>
+                <w:rFonts w:ascii="Aptos" w:hAnsi="Aptos"/>
                 <w:sz w:val="18"/>
                 <w:szCs w:val="18"/>
               </w:rPr>
@@ -840,12 +891,14 @@
             </w:r>
             <w:r>
               <w:rPr>
+                <w:rFonts w:ascii="Aptos" w:hAnsi="Aptos"/>
                 <w:sz w:val="18"/>
                 <w:szCs w:val="18"/>
               </w:rPr>
             </w:r>
             <w:r>
               <w:rPr>
+                <w:rFonts w:ascii="Aptos" w:hAnsi="Aptos"/>
                 <w:sz w:val="18"/>
                 <w:szCs w:val="18"/>
               </w:rPr>
@@ -853,6 +906,7 @@
             </w:r>
             <w:r>
               <w:rPr>
+                <w:rFonts w:ascii="Aptos" w:hAnsi="Aptos"/>
                 <w:sz w:val="18"/>
                 <w:szCs w:val="18"/>
               </w:rPr>
@@ -869,28 +923,22 @@
               <w:left w:val="nil"/>
               <w:bottom w:val="nil"/>
             </w:tcBorders>
-            <w:shd w:val="clear" w:color="auto" w:fill="auto"/>
-          </w:tcPr>
-          <w:p>
-            <w:pPr>
-              <w:rPr>
-                <w:sz w:val="20"/>
-                <w:szCs w:val="20"/>
-              </w:rPr>
-            </w:pPr>
-            <w:r>
-              <w:rPr>
-                <w:sz w:val="20"/>
-                <w:szCs w:val="20"/>
-              </w:rPr>
-              <w:t xml:space="preserve">Incompatibilità con </w:t>
-            </w:r>
-            <w:r>
-              <w:rPr>
-                <w:sz w:val="20"/>
-                <w:szCs w:val="20"/>
-              </w:rPr>
-              <w:t>ossidanti</w:t>
+          </w:tcPr>
+          <w:p>
+            <w:pPr>
+              <w:rPr>
+                <w:rFonts w:ascii="Aptos" w:hAnsi="Aptos"/>
+                <w:sz w:val="20"/>
+                <w:szCs w:val="20"/>
+              </w:rPr>
+            </w:pPr>
+            <w:r>
+              <w:rPr>
+                <w:rFonts w:ascii="Aptos" w:hAnsi="Aptos"/>
+                <w:sz w:val="20"/>
+                <w:szCs w:val="20"/>
+              </w:rPr>
+              <w:t>Incompatibilità con ossidanti</w:t>
             </w:r>
           </w:p>
         </w:tc>
@@ -907,17 +955,18 @@
               <w:top w:val="nil"/>
               <w:right w:val="nil"/>
             </w:tcBorders>
-            <w:shd w:val="clear" w:color="auto" w:fill="auto"/>
-          </w:tcPr>
-          <w:p>
-            <w:pPr>
-              <w:rPr>
-                <w:sz w:val="20"/>
-                <w:szCs w:val="20"/>
-              </w:rPr>
-            </w:pPr>
-            <w:r>
-              <w:rPr>
+          </w:tcPr>
+          <w:p>
+            <w:pPr>
+              <w:rPr>
+                <w:rFonts w:ascii="Aptos" w:hAnsi="Aptos"/>
+                <w:sz w:val="20"/>
+                <w:szCs w:val="20"/>
+              </w:rPr>
+            </w:pPr>
+            <w:r>
+              <w:rPr>
+                <w:rFonts w:ascii="Aptos" w:hAnsi="Aptos"/>
                 <w:sz w:val="18"/>
                 <w:szCs w:val="18"/>
               </w:rPr>
@@ -935,6 +984,7 @@
             </w:r>
             <w:r>
               <w:rPr>
+                <w:rFonts w:ascii="Aptos" w:hAnsi="Aptos"/>
                 <w:sz w:val="18"/>
                 <w:szCs w:val="18"/>
               </w:rPr>
@@ -942,12 +992,14 @@
             </w:r>
             <w:r>
               <w:rPr>
+                <w:rFonts w:ascii="Aptos" w:hAnsi="Aptos"/>
                 <w:sz w:val="18"/>
                 <w:szCs w:val="18"/>
               </w:rPr>
             </w:r>
             <w:r>
               <w:rPr>
+                <w:rFonts w:ascii="Aptos" w:hAnsi="Aptos"/>
                 <w:sz w:val="18"/>
                 <w:szCs w:val="18"/>
               </w:rPr>
@@ -955,6 +1007,7 @@
             </w:r>
             <w:r>
               <w:rPr>
+                <w:rFonts w:ascii="Aptos" w:hAnsi="Aptos"/>
                 <w:sz w:val="18"/>
                 <w:szCs w:val="18"/>
               </w:rPr>
@@ -970,17 +1023,18 @@
               <w:top w:val="nil"/>
               <w:left w:val="nil"/>
             </w:tcBorders>
-            <w:shd w:val="clear" w:color="auto" w:fill="auto"/>
-          </w:tcPr>
-          <w:p>
-            <w:pPr>
-              <w:rPr>
-                <w:sz w:val="20"/>
-                <w:szCs w:val="20"/>
-              </w:rPr>
-            </w:pPr>
-            <w:r>
-              <w:rPr>
+          </w:tcPr>
+          <w:p>
+            <w:pPr>
+              <w:rPr>
+                <w:rFonts w:ascii="Aptos" w:hAnsi="Aptos"/>
+                <w:sz w:val="20"/>
+                <w:szCs w:val="20"/>
+              </w:rPr>
+            </w:pPr>
+            <w:r>
+              <w:rPr>
+                <w:rFonts w:ascii="Aptos" w:hAnsi="Aptos"/>
                 <w:sz w:val="20"/>
                 <w:szCs w:val="20"/>
               </w:rPr>
@@ -996,17 +1050,18 @@
               <w:top w:val="nil"/>
               <w:right w:val="nil"/>
             </w:tcBorders>
-            <w:shd w:val="clear" w:color="auto" w:fill="auto"/>
-          </w:tcPr>
-          <w:p>
-            <w:pPr>
-              <w:rPr>
-                <w:sz w:val="20"/>
-                <w:szCs w:val="20"/>
-              </w:rPr>
-            </w:pPr>
-            <w:r>
-              <w:rPr>
+          </w:tcPr>
+          <w:p>
+            <w:pPr>
+              <w:rPr>
+                <w:rFonts w:ascii="Aptos" w:hAnsi="Aptos"/>
+                <w:sz w:val="20"/>
+                <w:szCs w:val="20"/>
+              </w:rPr>
+            </w:pPr>
+            <w:r>
+              <w:rPr>
+                <w:rFonts w:ascii="Aptos" w:hAnsi="Aptos"/>
                 <w:sz w:val="18"/>
                 <w:szCs w:val="18"/>
               </w:rPr>
@@ -1024,6 +1079,7 @@
             </w:r>
             <w:r>
               <w:rPr>
+                <w:rFonts w:ascii="Aptos" w:hAnsi="Aptos"/>
                 <w:sz w:val="18"/>
                 <w:szCs w:val="18"/>
               </w:rPr>
@@ -1031,12 +1087,14 @@
             </w:r>
             <w:r>
               <w:rPr>
+                <w:rFonts w:ascii="Aptos" w:hAnsi="Aptos"/>
                 <w:sz w:val="18"/>
                 <w:szCs w:val="18"/>
               </w:rPr>
             </w:r>
             <w:r>
               <w:rPr>
+                <w:rFonts w:ascii="Aptos" w:hAnsi="Aptos"/>
                 <w:sz w:val="18"/>
                 <w:szCs w:val="18"/>
               </w:rPr>
@@ -1044,6 +1102,7 @@
             </w:r>
             <w:r>
               <w:rPr>
+                <w:rFonts w:ascii="Aptos" w:hAnsi="Aptos"/>
                 <w:sz w:val="18"/>
                 <w:szCs w:val="18"/>
               </w:rPr>
@@ -1059,17 +1118,18 @@
               <w:top w:val="nil"/>
               <w:left w:val="nil"/>
             </w:tcBorders>
-            <w:shd w:val="clear" w:color="auto" w:fill="auto"/>
-          </w:tcPr>
-          <w:p>
-            <w:pPr>
-              <w:rPr>
-                <w:sz w:val="20"/>
-                <w:szCs w:val="20"/>
-              </w:rPr>
-            </w:pPr>
-            <w:r>
-              <w:rPr>
+          </w:tcPr>
+          <w:p>
+            <w:pPr>
+              <w:rPr>
+                <w:rFonts w:ascii="Aptos" w:hAnsi="Aptos"/>
+                <w:sz w:val="20"/>
+                <w:szCs w:val="20"/>
+              </w:rPr>
+            </w:pPr>
+            <w:r>
+              <w:rPr>
+                <w:rFonts w:ascii="Aptos" w:hAnsi="Aptos"/>
                 <w:sz w:val="20"/>
                 <w:szCs w:val="20"/>
               </w:rPr>
@@ -1084,17 +1144,18 @@
               <w:top w:val="nil"/>
               <w:right w:val="nil"/>
             </w:tcBorders>
-            <w:shd w:val="clear" w:color="auto" w:fill="auto"/>
-          </w:tcPr>
-          <w:p>
-            <w:pPr>
-              <w:rPr>
-                <w:sz w:val="20"/>
-                <w:szCs w:val="20"/>
-              </w:rPr>
-            </w:pPr>
-            <w:r>
-              <w:rPr>
+          </w:tcPr>
+          <w:p>
+            <w:pPr>
+              <w:rPr>
+                <w:rFonts w:ascii="Aptos" w:hAnsi="Aptos"/>
+                <w:sz w:val="20"/>
+                <w:szCs w:val="20"/>
+              </w:rPr>
+            </w:pPr>
+            <w:r>
+              <w:rPr>
+                <w:rFonts w:ascii="Aptos" w:hAnsi="Aptos"/>
                 <w:sz w:val="18"/>
                 <w:szCs w:val="18"/>
               </w:rPr>
@@ -1112,6 +1173,7 @@
             </w:r>
             <w:r>
               <w:rPr>
+                <w:rFonts w:ascii="Aptos" w:hAnsi="Aptos"/>
                 <w:sz w:val="18"/>
                 <w:szCs w:val="18"/>
               </w:rPr>
@@ -1119,12 +1181,14 @@
             </w:r>
             <w:r>
               <w:rPr>
+                <w:rFonts w:ascii="Aptos" w:hAnsi="Aptos"/>
                 <w:sz w:val="18"/>
                 <w:szCs w:val="18"/>
               </w:rPr>
             </w:r>
             <w:r>
               <w:rPr>
+                <w:rFonts w:ascii="Aptos" w:hAnsi="Aptos"/>
                 <w:sz w:val="18"/>
                 <w:szCs w:val="18"/>
               </w:rPr>
@@ -1132,6 +1196,7 @@
             </w:r>
             <w:r>
               <w:rPr>
+                <w:rFonts w:ascii="Aptos" w:hAnsi="Aptos"/>
                 <w:sz w:val="18"/>
                 <w:szCs w:val="18"/>
               </w:rPr>
@@ -1147,17 +1212,18 @@
               <w:top w:val="nil"/>
               <w:left w:val="nil"/>
             </w:tcBorders>
-            <w:shd w:val="clear" w:color="auto" w:fill="auto"/>
-          </w:tcPr>
-          <w:p>
-            <w:pPr>
-              <w:rPr>
-                <w:sz w:val="20"/>
-                <w:szCs w:val="20"/>
-              </w:rPr>
-            </w:pPr>
-            <w:r>
-              <w:rPr>
+          </w:tcPr>
+          <w:p>
+            <w:pPr>
+              <w:rPr>
+                <w:rFonts w:ascii="Aptos" w:hAnsi="Aptos"/>
+                <w:sz w:val="20"/>
+                <w:szCs w:val="20"/>
+              </w:rPr>
+            </w:pPr>
+            <w:r>
+              <w:rPr>
+                <w:rFonts w:ascii="Aptos" w:hAnsi="Aptos"/>
                 <w:sz w:val="20"/>
                 <w:szCs w:val="20"/>
               </w:rPr>
@@ -1177,11 +1243,11 @@
           <w:tcPr>
             <w:tcW w:w="9628" w:type="dxa"/>
             <w:gridSpan w:val="22"/>
-            <w:shd w:val="clear" w:color="auto" w:fill="auto"/>
-          </w:tcPr>
-          <w:p>
-            <w:pPr>
-              <w:rPr>
+          </w:tcPr>
+          <w:p>
+            <w:pPr>
+              <w:rPr>
+                <w:rFonts w:ascii="Aptos" w:hAnsi="Aptos"/>
                 <w:sz w:val="10"/>
                 <w:szCs w:val="10"/>
               </w:rPr>
@@ -1205,13 +1271,15 @@
           <w:p>
             <w:pPr>
               <w:rPr>
-                <w:b/>
-                <w:sz w:val="20"/>
-                <w:szCs w:val="20"/>
-              </w:rPr>
-            </w:pPr>
-            <w:r>
-              <w:rPr>
+                <w:rFonts w:ascii="Aptos" w:hAnsi="Aptos"/>
+                <w:b/>
+                <w:sz w:val="20"/>
+                <w:szCs w:val="20"/>
+              </w:rPr>
+            </w:pPr>
+            <w:r>
+              <w:rPr>
+                <w:rFonts w:ascii="Aptos" w:hAnsi="Aptos"/>
                 <w:b/>
                 <w:sz w:val="20"/>
                 <w:szCs w:val="20"/>
@@ -1229,13 +1297,15 @@
           <w:p>
             <w:pPr>
               <w:rPr>
-                <w:b/>
-                <w:sz w:val="20"/>
-                <w:szCs w:val="20"/>
-              </w:rPr>
-            </w:pPr>
-            <w:r>
-              <w:rPr>
+                <w:rFonts w:ascii="Aptos" w:hAnsi="Aptos"/>
+                <w:b/>
+                <w:sz w:val="20"/>
+                <w:szCs w:val="20"/>
+              </w:rPr>
+            </w:pPr>
+            <w:r>
+              <w:rPr>
+                <w:rFonts w:ascii="Aptos" w:hAnsi="Aptos"/>
                 <w:b/>
                 <w:sz w:val="20"/>
                 <w:szCs w:val="20"/>
@@ -1261,68 +1331,18 @@
           <w:p>
             <w:pPr>
               <w:rPr>
-                <w:sz w:val="16"/>
-                <w:szCs w:val="16"/>
-              </w:rPr>
-            </w:pPr>
-            <w:r>
-              <w:rPr>
-                <w:sz w:val="16"/>
-                <w:szCs w:val="16"/>
-              </w:rPr>
-              <w:fldChar w:fldCharType="begin">
-                <w:ffData>
-                  <w:name w:val="Controllo1"/>
-                  <w:enabled/>
-                  <w:calcOnExit w:val="0"/>
-                  <w:checkBox>
-                    <w:sizeAuto/>
-                    <w:default w:val="0"/>
-                    <w:checked/>
-                  </w:checkBox>
-                </w:ffData>
-              </w:fldChar>
-            </w:r>
-            <w:r>
-              <w:rPr>
-                <w:sz w:val="16"/>
-                <w:szCs w:val="16"/>
-              </w:rPr>
-              <w:instrText xml:space="preserve"> FORMCHECKBOX </w:instrText>
-            </w:r>
-            <w:r>
-              <w:rPr>
-                <w:sz w:val="16"/>
-                <w:szCs w:val="16"/>
-              </w:rPr>
-            </w:r>
-            <w:r>
-              <w:rPr>
-                <w:sz w:val="16"/>
-                <w:szCs w:val="16"/>
-              </w:rPr>
-              <w:fldChar w:fldCharType="separate"/>
-            </w:r>
-            <w:r>
-              <w:rPr>
-                <w:sz w:val="16"/>
-                <w:szCs w:val="16"/>
-              </w:rPr>
-              <w:fldChar w:fldCharType="end"/>
-            </w:r>
-            <w:r>
-              <w:rPr>
-                <w:sz w:val="16"/>
-                <w:szCs w:val="16"/>
-              </w:rPr>
-              <w:t xml:space="preserve"> </w:t>
-            </w:r>
-            <w:r>
-              <w:rPr>
-                <w:sz w:val="16"/>
-                <w:szCs w:val="16"/>
-              </w:rPr>
-              <w:t xml:space="preserve">Acido formico </w:t>
+                <w:rFonts w:ascii="Aptos" w:hAnsi="Aptos"/>
+                <w:sz w:val="16"/>
+                <w:szCs w:val="16"/>
+              </w:rPr>
+            </w:pPr>
+            <w:r>
+              <w:rPr>
+                <w:rFonts w:ascii="Aptos" w:hAnsi="Aptos"/>
+                <w:sz w:val="16"/>
+                <w:szCs w:val="16"/>
+              </w:rPr>
+              <w:t>Vedi SDS</w:t>
             </w:r>
           </w:p>
         </w:tc>
@@ -1335,12 +1355,14 @@
           <w:p>
             <w:pPr>
               <w:rPr>
-                <w:sz w:val="16"/>
-                <w:szCs w:val="16"/>
-              </w:rPr>
-            </w:pPr>
-            <w:r>
-              <w:rPr>
+                <w:rFonts w:ascii="Aptos" w:hAnsi="Aptos"/>
+                <w:sz w:val="16"/>
+                <w:szCs w:val="16"/>
+              </w:rPr>
+            </w:pPr>
+            <w:r>
+              <w:rPr>
+                <w:rFonts w:ascii="Aptos" w:hAnsi="Aptos"/>
                 <w:sz w:val="16"/>
                 <w:szCs w:val="16"/>
               </w:rPr>
@@ -1365,69 +1387,11 @@
           <w:p>
             <w:pPr>
               <w:rPr>
-                <w:sz w:val="16"/>
-                <w:szCs w:val="16"/>
-              </w:rPr>
-            </w:pPr>
-            <w:r>
-              <w:rPr>
-                <w:sz w:val="16"/>
-                <w:szCs w:val="16"/>
-              </w:rPr>
-              <w:fldChar w:fldCharType="begin">
-                <w:ffData>
-                  <w:name w:val="Controllo1"/>
-                  <w:enabled/>
-                  <w:calcOnExit w:val="0"/>
-                  <w:checkBox>
-                    <w:sizeAuto/>
-                    <w:default w:val="0"/>
-                    <w:checked/>
-                  </w:checkBox>
-                </w:ffData>
-              </w:fldChar>
-            </w:r>
-            <w:r>
-              <w:rPr>
-                <w:sz w:val="16"/>
-                <w:szCs w:val="16"/>
-              </w:rPr>
-              <w:instrText xml:space="preserve"> FORMCHECKBOX </w:instrText>
-            </w:r>
-            <w:r>
-              <w:rPr>
-                <w:sz w:val="16"/>
-                <w:szCs w:val="16"/>
-              </w:rPr>
-            </w:r>
-            <w:r>
-              <w:rPr>
-                <w:sz w:val="16"/>
-                <w:szCs w:val="16"/>
-              </w:rPr>
-              <w:fldChar w:fldCharType="separate"/>
-            </w:r>
-            <w:r>
-              <w:rPr>
-                <w:sz w:val="16"/>
-                <w:szCs w:val="16"/>
-              </w:rPr>
-              <w:fldChar w:fldCharType="end"/>
-            </w:r>
-            <w:r>
-              <w:rPr>
-                <w:sz w:val="16"/>
-                <w:szCs w:val="16"/>
-              </w:rPr>
-              <w:t xml:space="preserve"> </w:t>
-            </w:r>
-            <w:r>
-              <w:rPr>
-                <w:sz w:val="16"/>
-                <w:szCs w:val="16"/>
-              </w:rPr>
-              <w:t xml:space="preserve">Acido citrico </w:t>
-            </w:r>
+                <w:rFonts w:ascii="Aptos" w:hAnsi="Aptos"/>
+                <w:sz w:val="16"/>
+                <w:szCs w:val="16"/>
+              </w:rPr>
+            </w:pPr>
           </w:p>
         </w:tc>
         <w:tc>
@@ -1439,6 +1403,7 @@
           <w:p>
             <w:pPr>
               <w:rPr>
+                <w:rFonts w:ascii="Aptos" w:hAnsi="Aptos"/>
                 <w:sz w:val="16"/>
                 <w:szCs w:val="16"/>
               </w:rPr>
@@ -1462,69 +1427,11 @@
           <w:p>
             <w:pPr>
               <w:rPr>
-                <w:sz w:val="16"/>
-                <w:szCs w:val="16"/>
-              </w:rPr>
-            </w:pPr>
-            <w:r>
-              <w:rPr>
-                <w:sz w:val="16"/>
-                <w:szCs w:val="16"/>
-              </w:rPr>
-              <w:fldChar w:fldCharType="begin">
-                <w:ffData>
-                  <w:name w:val="Controllo1"/>
-                  <w:enabled/>
-                  <w:calcOnExit w:val="0"/>
-                  <w:checkBox>
-                    <w:sizeAuto/>
-                    <w:default w:val="0"/>
-                    <w:checked/>
-                  </w:checkBox>
-                </w:ffData>
-              </w:fldChar>
-            </w:r>
-            <w:r>
-              <w:rPr>
-                <w:sz w:val="16"/>
-                <w:szCs w:val="16"/>
-              </w:rPr>
-              <w:instrText xml:space="preserve"> FORMCHECKBOX </w:instrText>
-            </w:r>
-            <w:r>
-              <w:rPr>
-                <w:sz w:val="16"/>
-                <w:szCs w:val="16"/>
-              </w:rPr>
-            </w:r>
-            <w:r>
-              <w:rPr>
-                <w:sz w:val="16"/>
-                <w:szCs w:val="16"/>
-              </w:rPr>
-              <w:fldChar w:fldCharType="separate"/>
-            </w:r>
-            <w:r>
-              <w:rPr>
-                <w:sz w:val="16"/>
-                <w:szCs w:val="16"/>
-              </w:rPr>
-              <w:fldChar w:fldCharType="end"/>
-            </w:r>
-            <w:r>
-              <w:rPr>
-                <w:sz w:val="16"/>
-                <w:szCs w:val="16"/>
-              </w:rPr>
-              <w:t xml:space="preserve"> </w:t>
-            </w:r>
-            <w:r>
-              <w:rPr>
-                <w:sz w:val="16"/>
-                <w:szCs w:val="16"/>
-              </w:rPr>
-              <w:t>Deceth-8</w:t>
-            </w:r>
+                <w:rFonts w:ascii="Aptos" w:hAnsi="Aptos"/>
+                <w:sz w:val="16"/>
+                <w:szCs w:val="16"/>
+              </w:rPr>
+            </w:pPr>
           </w:p>
         </w:tc>
         <w:tc>
@@ -1536,6 +1443,7 @@
           <w:p>
             <w:pPr>
               <w:rPr>
+                <w:rFonts w:ascii="Aptos" w:hAnsi="Aptos"/>
                 <w:sz w:val="16"/>
                 <w:szCs w:val="16"/>
               </w:rPr>
@@ -1561,6 +1469,7 @@
           <w:p>
             <w:pPr>
               <w:rPr>
+                <w:rFonts w:ascii="Aptos" w:hAnsi="Aptos"/>
                 <w:b/>
                 <w:sz w:val="10"/>
                 <w:szCs w:val="10"/>
@@ -1585,23 +1494,18 @@
           <w:p>
             <w:pPr>
               <w:rPr>
-                <w:sz w:val="20"/>
-                <w:szCs w:val="20"/>
-              </w:rPr>
-            </w:pPr>
-            <w:r>
-              <w:rPr>
-                <w:sz w:val="20"/>
-                <w:szCs w:val="20"/>
-              </w:rPr>
-              <w:t xml:space="preserve">Classificazione </w:t>
-            </w:r>
-            <w:r>
-              <w:rPr>
-                <w:sz w:val="20"/>
-                <w:szCs w:val="20"/>
-              </w:rPr>
-              <w:t>H</w:t>
+                <w:rFonts w:ascii="Aptos" w:hAnsi="Aptos"/>
+                <w:sz w:val="20"/>
+                <w:szCs w:val="20"/>
+              </w:rPr>
+            </w:pPr>
+            <w:r>
+              <w:rPr>
+                <w:rFonts w:ascii="Aptos" w:hAnsi="Aptos"/>
+                <w:sz w:val="20"/>
+                <w:szCs w:val="20"/>
+              </w:rPr>
+              <w:t>Classificazione H</w:t>
             </w:r>
           </w:p>
         </w:tc>
@@ -1614,12 +1518,14 @@
           <w:p>
             <w:pPr>
               <w:rPr>
+                <w:rFonts w:ascii="Aptos" w:hAnsi="Aptos"/>
                 <w:sz w:val="18"/>
                 <w:szCs w:val="20"/>
               </w:rPr>
             </w:pPr>
             <w:r>
               <w:rPr>
+                <w:rFonts w:ascii="Aptos" w:hAnsi="Aptos"/>
                 <w:b/>
                 <w:bCs/>
                 <w:sz w:val="18"/>
@@ -1629,6 +1535,7 @@
             </w:r>
             <w:r>
               <w:rPr>
+                <w:rFonts w:ascii="Aptos" w:hAnsi="Aptos"/>
                 <w:sz w:val="18"/>
                 <w:szCs w:val="20"/>
               </w:rPr>
@@ -1638,12 +1545,14 @@
           <w:p>
             <w:pPr>
               <w:rPr>
-                <w:sz w:val="20"/>
-                <w:szCs w:val="20"/>
-              </w:rPr>
-            </w:pPr>
-            <w:r>
-              <w:rPr>
+                <w:rFonts w:ascii="Aptos" w:hAnsi="Aptos"/>
+                <w:sz w:val="20"/>
+                <w:szCs w:val="20"/>
+              </w:rPr>
+            </w:pPr>
+            <w:r>
+              <w:rPr>
+                <w:rFonts w:ascii="Aptos" w:hAnsi="Aptos"/>
                 <w:b/>
                 <w:bCs/>
                 <w:sz w:val="20"/>
@@ -1653,6 +1562,7 @@
             </w:r>
             <w:r>
               <w:rPr>
+                <w:rFonts w:ascii="Aptos" w:hAnsi="Aptos"/>
                 <w:sz w:val="20"/>
                 <w:szCs w:val="20"/>
               </w:rPr>
@@ -1677,12 +1587,14 @@
           <w:p>
             <w:pPr>
               <w:rPr>
-                <w:sz w:val="20"/>
-                <w:szCs w:val="20"/>
-              </w:rPr>
-            </w:pPr>
-            <w:r>
-              <w:rPr>
+                <w:rFonts w:ascii="Aptos" w:hAnsi="Aptos"/>
+                <w:sz w:val="20"/>
+                <w:szCs w:val="20"/>
+              </w:rPr>
+            </w:pPr>
+            <w:r>
+              <w:rPr>
+                <w:rFonts w:ascii="Aptos" w:hAnsi="Aptos"/>
                 <w:sz w:val="20"/>
                 <w:szCs w:val="20"/>
               </w:rPr>
@@ -1699,12 +1611,14 @@
           <w:p>
             <w:pPr>
               <w:rPr>
-                <w:sz w:val="20"/>
-                <w:szCs w:val="20"/>
-              </w:rPr>
-            </w:pPr>
-            <w:r>
-              <w:rPr>
+                <w:rFonts w:ascii="Aptos" w:hAnsi="Aptos"/>
+                <w:sz w:val="20"/>
+                <w:szCs w:val="20"/>
+              </w:rPr>
+            </w:pPr>
+            <w:r>
+              <w:rPr>
+                <w:rFonts w:ascii="Aptos" w:hAnsi="Aptos"/>
                 <w:sz w:val="20"/>
                 <w:szCs w:val="20"/>
               </w:rPr>
@@ -1721,12 +1635,14 @@
           <w:p>
             <w:pPr>
               <w:rPr>
-                <w:sz w:val="20"/>
-                <w:szCs w:val="20"/>
-              </w:rPr>
-            </w:pPr>
-            <w:r>
-              <w:rPr>
+                <w:rFonts w:ascii="Aptos" w:hAnsi="Aptos"/>
+                <w:sz w:val="20"/>
+                <w:szCs w:val="20"/>
+              </w:rPr>
+            </w:pPr>
+            <w:r>
+              <w:rPr>
+                <w:rFonts w:ascii="Aptos" w:hAnsi="Aptos"/>
                 <w:sz w:val="20"/>
                 <w:szCs w:val="20"/>
               </w:rPr>
@@ -1743,12 +1659,14 @@
           <w:p>
             <w:pPr>
               <w:rPr>
-                <w:sz w:val="20"/>
-                <w:szCs w:val="20"/>
-              </w:rPr>
-            </w:pPr>
-            <w:r>
-              <w:rPr>
+                <w:rFonts w:ascii="Aptos" w:hAnsi="Aptos"/>
+                <w:sz w:val="20"/>
+                <w:szCs w:val="20"/>
+              </w:rPr>
+            </w:pPr>
+            <w:r>
+              <w:rPr>
+                <w:rFonts w:ascii="Aptos" w:hAnsi="Aptos"/>
                 <w:sz w:val="20"/>
                 <w:szCs w:val="20"/>
               </w:rPr>
@@ -1776,12 +1694,14 @@
           <w:p>
             <w:pPr>
               <w:rPr>
-                <w:sz w:val="20"/>
-                <w:szCs w:val="20"/>
-              </w:rPr>
-            </w:pPr>
-            <w:r>
-              <w:rPr>
+                <w:rFonts w:ascii="Aptos" w:hAnsi="Aptos"/>
+                <w:sz w:val="20"/>
+                <w:szCs w:val="20"/>
+              </w:rPr>
+            </w:pPr>
+            <w:r>
+              <w:rPr>
+                <w:rFonts w:ascii="Aptos" w:hAnsi="Aptos"/>
                 <w:sz w:val="20"/>
                 <w:szCs w:val="20"/>
               </w:rPr>
@@ -1804,12 +1724,14 @@
               <w:autoSpaceDN w:val="0"/>
               <w:adjustRightInd w:val="0"/>
               <w:rPr>
-                <w:sz w:val="16"/>
-                <w:szCs w:val="16"/>
-              </w:rPr>
-            </w:pPr>
-            <w:r>
-              <w:rPr>
+                <w:rFonts w:ascii="Aptos" w:hAnsi="Aptos"/>
+                <w:sz w:val="16"/>
+                <w:szCs w:val="16"/>
+              </w:rPr>
+            </w:pPr>
+            <w:r>
+              <w:rPr>
+                <w:rFonts w:ascii="Aptos" w:hAnsi="Aptos"/>
                 <w:sz w:val="16"/>
                 <w:szCs w:val="16"/>
               </w:rPr>
@@ -1827,6 +1749,7 @@
             </w:r>
             <w:r>
               <w:rPr>
+                <w:rFonts w:ascii="Aptos" w:hAnsi="Aptos"/>
                 <w:sz w:val="16"/>
                 <w:szCs w:val="16"/>
               </w:rPr>
@@ -1834,12 +1757,14 @@
             </w:r>
             <w:r>
               <w:rPr>
-                <w:sz w:val="16"/>
-                <w:szCs w:val="16"/>
-              </w:rPr>
-            </w:r>
-            <w:r>
-              <w:rPr>
+                <w:rFonts w:ascii="Aptos" w:hAnsi="Aptos"/>
+                <w:sz w:val="16"/>
+                <w:szCs w:val="16"/>
+              </w:rPr>
+            </w:r>
+            <w:r>
+              <w:rPr>
+                <w:rFonts w:ascii="Aptos" w:hAnsi="Aptos"/>
                 <w:sz w:val="16"/>
                 <w:szCs w:val="16"/>
               </w:rPr>
@@ -1847,6 +1772,7 @@
             </w:r>
             <w:r>
               <w:rPr>
+                <w:rFonts w:ascii="Aptos" w:hAnsi="Aptos"/>
                 <w:sz w:val="16"/>
                 <w:szCs w:val="16"/>
               </w:rPr>
@@ -1854,6 +1780,7 @@
             </w:r>
             <w:r>
               <w:rPr>
+                <w:rFonts w:ascii="Aptos" w:hAnsi="Aptos"/>
                 <w:sz w:val="16"/>
                 <w:szCs w:val="16"/>
               </w:rPr>
@@ -1866,12 +1793,14 @@
               <w:autoSpaceDN w:val="0"/>
               <w:adjustRightInd w:val="0"/>
               <w:rPr>
-                <w:sz w:val="16"/>
-                <w:szCs w:val="16"/>
-              </w:rPr>
-            </w:pPr>
-            <w:r>
-              <w:rPr>
+                <w:rFonts w:ascii="Aptos" w:hAnsi="Aptos"/>
+                <w:sz w:val="16"/>
+                <w:szCs w:val="16"/>
+              </w:rPr>
+            </w:pPr>
+            <w:r>
+              <w:rPr>
+                <w:rFonts w:ascii="Aptos" w:hAnsi="Aptos"/>
                 <w:sz w:val="16"/>
                 <w:szCs w:val="16"/>
               </w:rPr>
@@ -1889,6 +1818,7 @@
             </w:r>
             <w:r>
               <w:rPr>
+                <w:rFonts w:ascii="Aptos" w:hAnsi="Aptos"/>
                 <w:sz w:val="16"/>
                 <w:szCs w:val="16"/>
               </w:rPr>
@@ -1896,12 +1826,14 @@
             </w:r>
             <w:r>
               <w:rPr>
-                <w:sz w:val="16"/>
-                <w:szCs w:val="16"/>
-              </w:rPr>
-            </w:r>
-            <w:r>
-              <w:rPr>
+                <w:rFonts w:ascii="Aptos" w:hAnsi="Aptos"/>
+                <w:sz w:val="16"/>
+                <w:szCs w:val="16"/>
+              </w:rPr>
+            </w:r>
+            <w:r>
+              <w:rPr>
+                <w:rFonts w:ascii="Aptos" w:hAnsi="Aptos"/>
                 <w:sz w:val="16"/>
                 <w:szCs w:val="16"/>
               </w:rPr>
@@ -1909,6 +1841,7 @@
             </w:r>
             <w:r>
               <w:rPr>
+                <w:rFonts w:ascii="Aptos" w:hAnsi="Aptos"/>
                 <w:sz w:val="16"/>
                 <w:szCs w:val="16"/>
               </w:rPr>
@@ -1916,6 +1849,7 @@
             </w:r>
             <w:r>
               <w:rPr>
+                <w:rFonts w:ascii="Aptos" w:hAnsi="Aptos"/>
                 <w:sz w:val="16"/>
                 <w:szCs w:val="16"/>
               </w:rPr>
@@ -1938,12 +1872,14 @@
               <w:autoSpaceDN w:val="0"/>
               <w:adjustRightInd w:val="0"/>
               <w:rPr>
-                <w:sz w:val="16"/>
-                <w:szCs w:val="16"/>
-              </w:rPr>
-            </w:pPr>
-            <w:r>
-              <w:rPr>
+                <w:rFonts w:ascii="Aptos" w:hAnsi="Aptos"/>
+                <w:sz w:val="16"/>
+                <w:szCs w:val="16"/>
+              </w:rPr>
+            </w:pPr>
+            <w:r>
+              <w:rPr>
+                <w:rFonts w:ascii="Aptos" w:hAnsi="Aptos"/>
                 <w:sz w:val="16"/>
                 <w:szCs w:val="16"/>
               </w:rPr>
@@ -1961,6 +1897,7 @@
             </w:r>
             <w:r>
               <w:rPr>
+                <w:rFonts w:ascii="Aptos" w:hAnsi="Aptos"/>
                 <w:sz w:val="16"/>
                 <w:szCs w:val="16"/>
               </w:rPr>
@@ -1968,12 +1905,14 @@
             </w:r>
             <w:r>
               <w:rPr>
-                <w:sz w:val="16"/>
-                <w:szCs w:val="16"/>
-              </w:rPr>
-            </w:r>
-            <w:r>
-              <w:rPr>
+                <w:rFonts w:ascii="Aptos" w:hAnsi="Aptos"/>
+                <w:sz w:val="16"/>
+                <w:szCs w:val="16"/>
+              </w:rPr>
+            </w:r>
+            <w:r>
+              <w:rPr>
+                <w:rFonts w:ascii="Aptos" w:hAnsi="Aptos"/>
                 <w:sz w:val="16"/>
                 <w:szCs w:val="16"/>
               </w:rPr>
@@ -1981,6 +1920,7 @@
             </w:r>
             <w:r>
               <w:rPr>
+                <w:rFonts w:ascii="Aptos" w:hAnsi="Aptos"/>
                 <w:sz w:val="16"/>
                 <w:szCs w:val="16"/>
               </w:rPr>
@@ -1988,6 +1928,7 @@
             </w:r>
             <w:r>
               <w:rPr>
+                <w:rFonts w:ascii="Aptos" w:hAnsi="Aptos"/>
                 <w:sz w:val="16"/>
                 <w:szCs w:val="16"/>
               </w:rPr>
@@ -2000,12 +1941,14 @@
               <w:autoSpaceDN w:val="0"/>
               <w:adjustRightInd w:val="0"/>
               <w:rPr>
-                <w:sz w:val="16"/>
-                <w:szCs w:val="16"/>
-              </w:rPr>
-            </w:pPr>
-            <w:r>
-              <w:rPr>
+                <w:rFonts w:ascii="Aptos" w:hAnsi="Aptos"/>
+                <w:sz w:val="16"/>
+                <w:szCs w:val="16"/>
+              </w:rPr>
+            </w:pPr>
+            <w:r>
+              <w:rPr>
+                <w:rFonts w:ascii="Aptos" w:hAnsi="Aptos"/>
                 <w:sz w:val="16"/>
                 <w:szCs w:val="16"/>
               </w:rPr>
@@ -2023,6 +1966,7 @@
             </w:r>
             <w:r>
               <w:rPr>
+                <w:rFonts w:ascii="Aptos" w:hAnsi="Aptos"/>
                 <w:sz w:val="16"/>
                 <w:szCs w:val="16"/>
               </w:rPr>
@@ -2030,12 +1974,14 @@
             </w:r>
             <w:r>
               <w:rPr>
-                <w:sz w:val="16"/>
-                <w:szCs w:val="16"/>
-              </w:rPr>
-            </w:r>
-            <w:r>
-              <w:rPr>
+                <w:rFonts w:ascii="Aptos" w:hAnsi="Aptos"/>
+                <w:sz w:val="16"/>
+                <w:szCs w:val="16"/>
+              </w:rPr>
+            </w:r>
+            <w:r>
+              <w:rPr>
+                <w:rFonts w:ascii="Aptos" w:hAnsi="Aptos"/>
                 <w:sz w:val="16"/>
                 <w:szCs w:val="16"/>
               </w:rPr>
@@ -2043,6 +1989,7 @@
             </w:r>
             <w:r>
               <w:rPr>
+                <w:rFonts w:ascii="Aptos" w:hAnsi="Aptos"/>
                 <w:sz w:val="16"/>
                 <w:szCs w:val="16"/>
               </w:rPr>
@@ -2050,6 +1997,7 @@
             </w:r>
             <w:r>
               <w:rPr>
+                <w:rFonts w:ascii="Aptos" w:hAnsi="Aptos"/>
                 <w:sz w:val="16"/>
                 <w:szCs w:val="16"/>
               </w:rPr>
@@ -2062,12 +2010,14 @@
               <w:autoSpaceDN w:val="0"/>
               <w:adjustRightInd w:val="0"/>
               <w:rPr>
-                <w:sz w:val="16"/>
-                <w:szCs w:val="16"/>
-              </w:rPr>
-            </w:pPr>
-            <w:r>
-              <w:rPr>
+                <w:rFonts w:ascii="Aptos" w:hAnsi="Aptos"/>
+                <w:sz w:val="16"/>
+                <w:szCs w:val="16"/>
+              </w:rPr>
+            </w:pPr>
+            <w:r>
+              <w:rPr>
+                <w:rFonts w:ascii="Aptos" w:hAnsi="Aptos"/>
                 <w:sz w:val="16"/>
                 <w:szCs w:val="16"/>
               </w:rPr>
@@ -2085,6 +2035,7 @@
             </w:r>
             <w:r>
               <w:rPr>
+                <w:rFonts w:ascii="Aptos" w:hAnsi="Aptos"/>
                 <w:sz w:val="16"/>
                 <w:szCs w:val="16"/>
               </w:rPr>
@@ -2092,12 +2043,14 @@
             </w:r>
             <w:r>
               <w:rPr>
-                <w:sz w:val="16"/>
-                <w:szCs w:val="16"/>
-              </w:rPr>
-            </w:r>
-            <w:r>
-              <w:rPr>
+                <w:rFonts w:ascii="Aptos" w:hAnsi="Aptos"/>
+                <w:sz w:val="16"/>
+                <w:szCs w:val="16"/>
+              </w:rPr>
+            </w:r>
+            <w:r>
+              <w:rPr>
+                <w:rFonts w:ascii="Aptos" w:hAnsi="Aptos"/>
                 <w:sz w:val="16"/>
                 <w:szCs w:val="16"/>
               </w:rPr>
@@ -2105,6 +2058,7 @@
             </w:r>
             <w:r>
               <w:rPr>
+                <w:rFonts w:ascii="Aptos" w:hAnsi="Aptos"/>
                 <w:sz w:val="16"/>
                 <w:szCs w:val="16"/>
               </w:rPr>
@@ -2112,6 +2066,7 @@
             </w:r>
             <w:r>
               <w:rPr>
+                <w:rFonts w:ascii="Aptos" w:hAnsi="Aptos"/>
                 <w:sz w:val="16"/>
                 <w:szCs w:val="16"/>
               </w:rPr>
@@ -2138,6 +2093,7 @@
           <w:p>
             <w:pPr>
               <w:rPr>
+                <w:rFonts w:ascii="Aptos" w:hAnsi="Aptos"/>
                 <w:b/>
                 <w:sz w:val="10"/>
                 <w:szCs w:val="10"/>
@@ -2164,11 +2120,13 @@
           <w:p>
             <w:pPr>
               <w:rPr>
-                <w:b/>
-              </w:rPr>
-            </w:pPr>
-            <w:r>
-              <w:rPr>
+                <w:rFonts w:ascii="Aptos" w:hAnsi="Aptos"/>
+                <w:b/>
+              </w:rPr>
+            </w:pPr>
+            <w:r>
+              <w:rPr>
+                <w:rFonts w:ascii="Aptos" w:hAnsi="Aptos"/>
                 <w:b/>
               </w:rPr>
               <w:t>B</w:t>
@@ -2189,11 +2147,13 @@
           <w:p>
             <w:pPr>
               <w:rPr>
-                <w:b/>
-              </w:rPr>
-            </w:pPr>
-            <w:r>
-              <w:rPr>
+                <w:rFonts w:ascii="Aptos" w:hAnsi="Aptos"/>
+                <w:b/>
+              </w:rPr>
+            </w:pPr>
+            <w:r>
+              <w:rPr>
+                <w:rFonts w:ascii="Aptos" w:hAnsi="Aptos"/>
                 <w:b/>
               </w:rPr>
               <w:t>VALUTAZIONE DEL RISCHIO PER FATTORI (rischio stimato)</w:t>
@@ -2219,6 +2179,7 @@
           <w:p>
             <w:pPr>
               <w:rPr>
+                <w:rFonts w:ascii="Aptos" w:hAnsi="Aptos"/>
                 <w:b/>
                 <w:sz w:val="10"/>
                 <w:szCs w:val="10"/>
@@ -2243,13 +2204,15 @@
           <w:p>
             <w:pPr>
               <w:rPr>
-                <w:b/>
-                <w:sz w:val="20"/>
-                <w:szCs w:val="20"/>
-              </w:rPr>
-            </w:pPr>
-            <w:r>
-              <w:rPr>
+                <w:rFonts w:ascii="Aptos" w:hAnsi="Aptos"/>
+                <w:b/>
+                <w:sz w:val="20"/>
+                <w:szCs w:val="20"/>
+              </w:rPr>
+            </w:pPr>
+            <w:r>
+              <w:rPr>
+                <w:rFonts w:ascii="Aptos" w:hAnsi="Aptos"/>
                 <w:b/>
                 <w:sz w:val="20"/>
                 <w:szCs w:val="20"/>
@@ -2267,13 +2230,15 @@
           <w:p>
             <w:pPr>
               <w:rPr>
-                <w:b/>
-                <w:sz w:val="20"/>
-                <w:szCs w:val="20"/>
-              </w:rPr>
-            </w:pPr>
-            <w:r>
-              <w:rPr>
+                <w:rFonts w:ascii="Aptos" w:hAnsi="Aptos"/>
+                <w:b/>
+                <w:sz w:val="20"/>
+                <w:szCs w:val="20"/>
+              </w:rPr>
+            </w:pPr>
+            <w:r>
+              <w:rPr>
+                <w:rFonts w:ascii="Aptos" w:hAnsi="Aptos"/>
                 <w:b/>
                 <w:sz w:val="20"/>
                 <w:szCs w:val="20"/>
@@ -2295,13 +2260,15 @@
             <w:pPr>
               <w:jc w:val="center"/>
               <w:rPr>
-                <w:b/>
-                <w:sz w:val="20"/>
-                <w:szCs w:val="20"/>
-              </w:rPr>
-            </w:pPr>
-            <w:r>
-              <w:rPr>
+                <w:rFonts w:ascii="Aptos" w:hAnsi="Aptos"/>
+                <w:b/>
+                <w:sz w:val="20"/>
+                <w:szCs w:val="20"/>
+              </w:rPr>
+            </w:pPr>
+            <w:r>
+              <w:rPr>
+                <w:rFonts w:ascii="Aptos" w:hAnsi="Aptos"/>
                 <w:b/>
                 <w:sz w:val="20"/>
                 <w:szCs w:val="20"/>
@@ -2325,13 +2292,15 @@
             <w:pPr>
               <w:jc w:val="center"/>
               <w:rPr>
-                <w:b/>
-                <w:sz w:val="20"/>
-                <w:szCs w:val="20"/>
-              </w:rPr>
-            </w:pPr>
-            <w:r>
-              <w:rPr>
+                <w:rFonts w:ascii="Aptos" w:hAnsi="Aptos"/>
+                <w:b/>
+                <w:sz w:val="20"/>
+                <w:szCs w:val="20"/>
+              </w:rPr>
+            </w:pPr>
+            <w:r>
+              <w:rPr>
+                <w:rFonts w:ascii="Aptos" w:hAnsi="Aptos"/>
                 <w:b/>
                 <w:sz w:val="20"/>
                 <w:szCs w:val="20"/>
@@ -2355,13 +2324,15 @@
             <w:pPr>
               <w:jc w:val="center"/>
               <w:rPr>
-                <w:b/>
-                <w:sz w:val="20"/>
-                <w:szCs w:val="20"/>
-              </w:rPr>
-            </w:pPr>
-            <w:r>
-              <w:rPr>
+                <w:rFonts w:ascii="Aptos" w:hAnsi="Aptos"/>
+                <w:b/>
+                <w:sz w:val="20"/>
+                <w:szCs w:val="20"/>
+              </w:rPr>
+            </w:pPr>
+            <w:r>
+              <w:rPr>
+                <w:rFonts w:ascii="Aptos" w:hAnsi="Aptos"/>
                 <w:b/>
                 <w:sz w:val="20"/>
                 <w:szCs w:val="20"/>
@@ -2388,12 +2359,14 @@
             <w:pPr>
               <w:jc w:val="center"/>
               <w:rPr>
-                <w:sz w:val="20"/>
-                <w:szCs w:val="20"/>
-              </w:rPr>
-            </w:pPr>
-            <w:r>
-              <w:rPr>
+                <w:rFonts w:ascii="Aptos" w:hAnsi="Aptos"/>
+                <w:sz w:val="20"/>
+                <w:szCs w:val="20"/>
+              </w:rPr>
+            </w:pPr>
+            <w:r>
+              <w:rPr>
+                <w:rFonts w:ascii="Aptos" w:hAnsi="Aptos"/>
                 <w:sz w:val="20"/>
                 <w:szCs w:val="20"/>
               </w:rPr>
@@ -2411,12 +2384,14 @@
             <w:pPr>
               <w:jc w:val="center"/>
               <w:rPr>
-                <w:sz w:val="20"/>
-                <w:szCs w:val="20"/>
-              </w:rPr>
-            </w:pPr>
-            <w:r>
-              <w:rPr>
+                <w:rFonts w:ascii="Aptos" w:hAnsi="Aptos"/>
+                <w:sz w:val="20"/>
+                <w:szCs w:val="20"/>
+              </w:rPr>
+            </w:pPr>
+            <w:r>
+              <w:rPr>
+                <w:rFonts w:ascii="Aptos" w:hAnsi="Aptos"/>
                 <w:sz w:val="20"/>
                 <w:szCs w:val="20"/>
               </w:rPr>
@@ -2437,12 +2412,14 @@
             <w:pPr>
               <w:jc w:val="center"/>
               <w:rPr>
-                <w:sz w:val="20"/>
-                <w:szCs w:val="20"/>
-              </w:rPr>
-            </w:pPr>
-            <w:r>
-              <w:rPr>
+                <w:rFonts w:ascii="Aptos" w:hAnsi="Aptos"/>
+                <w:sz w:val="20"/>
+                <w:szCs w:val="20"/>
+              </w:rPr>
+            </w:pPr>
+            <w:r>
+              <w:rPr>
+                <w:rFonts w:ascii="Aptos" w:hAnsi="Aptos"/>
                 <w:sz w:val="20"/>
                 <w:szCs w:val="20"/>
               </w:rPr>
@@ -2458,13 +2435,13 @@
               <w:left w:val="single" w:sz="12" w:space="0" w:color="auto"/>
               <w:bottom w:val="single" w:sz="12" w:space="0" w:color="auto"/>
             </w:tcBorders>
-            <w:shd w:val="clear" w:color="auto" w:fill="auto"/>
             <w:vAlign w:val="center"/>
           </w:tcPr>
           <w:p>
             <w:pPr>
               <w:jc w:val="center"/>
               <w:rPr>
+                <w:rFonts w:ascii="Aptos" w:hAnsi="Aptos"/>
                 <w:b/>
                 <w:sz w:val="28"/>
                 <w:szCs w:val="28"/>
@@ -2472,6 +2449,7 @@
             </w:pPr>
             <w:r>
               <w:rPr>
+                <w:rFonts w:ascii="Aptos" w:hAnsi="Aptos"/>
                 <w:b/>
                 <w:sz w:val="28"/>
                 <w:szCs w:val="28"/>
@@ -2493,13 +2471,15 @@
           <w:p>
             <w:pPr>
               <w:rPr>
-                <w:b/>
-                <w:sz w:val="16"/>
-                <w:szCs w:val="16"/>
-              </w:rPr>
-            </w:pPr>
-            <w:r>
-              <w:rPr>
+                <w:rFonts w:ascii="Aptos" w:hAnsi="Aptos"/>
+                <w:b/>
+                <w:sz w:val="16"/>
+                <w:szCs w:val="16"/>
+              </w:rPr>
+            </w:pPr>
+            <w:r>
+              <w:rPr>
+                <w:rFonts w:ascii="Aptos" w:hAnsi="Aptos"/>
                 <w:b/>
                 <w:sz w:val="16"/>
                 <w:szCs w:val="16"/>
@@ -2518,6 +2498,7 @@
             </w:r>
             <w:r>
               <w:rPr>
+                <w:rFonts w:ascii="Aptos" w:hAnsi="Aptos"/>
                 <w:b/>
                 <w:sz w:val="16"/>
                 <w:szCs w:val="16"/>
@@ -2526,13 +2507,15 @@
             </w:r>
             <w:r>
               <w:rPr>
-                <w:b/>
-                <w:sz w:val="16"/>
-                <w:szCs w:val="16"/>
-              </w:rPr>
-            </w:r>
-            <w:r>
-              <w:rPr>
+                <w:rFonts w:ascii="Aptos" w:hAnsi="Aptos"/>
+                <w:b/>
+                <w:sz w:val="16"/>
+                <w:szCs w:val="16"/>
+              </w:rPr>
+            </w:r>
+            <w:r>
+              <w:rPr>
+                <w:rFonts w:ascii="Aptos" w:hAnsi="Aptos"/>
                 <w:b/>
                 <w:sz w:val="16"/>
                 <w:szCs w:val="16"/>
@@ -2541,6 +2524,7 @@
             </w:r>
             <w:r>
               <w:rPr>
+                <w:rFonts w:ascii="Aptos" w:hAnsi="Aptos"/>
                 <w:b/>
                 <w:sz w:val="16"/>
                 <w:szCs w:val="16"/>
@@ -2551,13 +2535,15 @@
           <w:p>
             <w:pPr>
               <w:rPr>
-                <w:b/>
-                <w:sz w:val="16"/>
-                <w:szCs w:val="16"/>
-              </w:rPr>
-            </w:pPr>
-            <w:r>
-              <w:rPr>
+                <w:rFonts w:ascii="Aptos" w:hAnsi="Aptos"/>
+                <w:b/>
+                <w:sz w:val="16"/>
+                <w:szCs w:val="16"/>
+              </w:rPr>
+            </w:pPr>
+            <w:r>
+              <w:rPr>
+                <w:rFonts w:ascii="Aptos" w:hAnsi="Aptos"/>
                 <w:b/>
                 <w:sz w:val="16"/>
                 <w:szCs w:val="16"/>
@@ -2576,6 +2562,7 @@
             </w:r>
             <w:r>
               <w:rPr>
+                <w:rFonts w:ascii="Aptos" w:hAnsi="Aptos"/>
                 <w:b/>
                 <w:sz w:val="16"/>
                 <w:szCs w:val="16"/>
@@ -2584,13 +2571,15 @@
             </w:r>
             <w:r>
               <w:rPr>
-                <w:b/>
-                <w:sz w:val="16"/>
-                <w:szCs w:val="16"/>
-              </w:rPr>
-            </w:r>
-            <w:r>
-              <w:rPr>
+                <w:rFonts w:ascii="Aptos" w:hAnsi="Aptos"/>
+                <w:b/>
+                <w:sz w:val="16"/>
+                <w:szCs w:val="16"/>
+              </w:rPr>
+            </w:r>
+            <w:r>
+              <w:rPr>
+                <w:rFonts w:ascii="Aptos" w:hAnsi="Aptos"/>
                 <w:b/>
                 <w:sz w:val="16"/>
                 <w:szCs w:val="16"/>
@@ -2599,6 +2588,7 @@
             </w:r>
             <w:r>
               <w:rPr>
+                <w:rFonts w:ascii="Aptos" w:hAnsi="Aptos"/>
                 <w:b/>
                 <w:sz w:val="16"/>
                 <w:szCs w:val="16"/>
@@ -2609,13 +2599,15 @@
           <w:p>
             <w:pPr>
               <w:rPr>
-                <w:b/>
-                <w:sz w:val="16"/>
-                <w:szCs w:val="16"/>
-              </w:rPr>
-            </w:pPr>
-            <w:r>
-              <w:rPr>
+                <w:rFonts w:ascii="Aptos" w:hAnsi="Aptos"/>
+                <w:b/>
+                <w:sz w:val="16"/>
+                <w:szCs w:val="16"/>
+              </w:rPr>
+            </w:pPr>
+            <w:r>
+              <w:rPr>
+                <w:rFonts w:ascii="Aptos" w:hAnsi="Aptos"/>
                 <w:b/>
                 <w:sz w:val="16"/>
                 <w:szCs w:val="16"/>
@@ -2634,6 +2626,7 @@
             </w:r>
             <w:r>
               <w:rPr>
+                <w:rFonts w:ascii="Aptos" w:hAnsi="Aptos"/>
                 <w:b/>
                 <w:sz w:val="16"/>
                 <w:szCs w:val="16"/>
@@ -2642,13 +2635,15 @@
             </w:r>
             <w:r>
               <w:rPr>
-                <w:b/>
-                <w:sz w:val="16"/>
-                <w:szCs w:val="16"/>
-              </w:rPr>
-            </w:r>
-            <w:r>
-              <w:rPr>
+                <w:rFonts w:ascii="Aptos" w:hAnsi="Aptos"/>
+                <w:b/>
+                <w:sz w:val="16"/>
+                <w:szCs w:val="16"/>
+              </w:rPr>
+            </w:r>
+            <w:r>
+              <w:rPr>
+                <w:rFonts w:ascii="Aptos" w:hAnsi="Aptos"/>
                 <w:b/>
                 <w:sz w:val="16"/>
                 <w:szCs w:val="16"/>
@@ -2657,6 +2652,7 @@
             </w:r>
             <w:r>
               <w:rPr>
+                <w:rFonts w:ascii="Aptos" w:hAnsi="Aptos"/>
                 <w:b/>
                 <w:sz w:val="16"/>
                 <w:szCs w:val="16"/>
@@ -2667,13 +2663,15 @@
           <w:p>
             <w:pPr>
               <w:rPr>
-                <w:b/>
-                <w:sz w:val="16"/>
-                <w:szCs w:val="16"/>
-              </w:rPr>
-            </w:pPr>
-            <w:r>
-              <w:rPr>
+                <w:rFonts w:ascii="Aptos" w:hAnsi="Aptos"/>
+                <w:b/>
+                <w:sz w:val="16"/>
+                <w:szCs w:val="16"/>
+              </w:rPr>
+            </w:pPr>
+            <w:r>
+              <w:rPr>
+                <w:rFonts w:ascii="Aptos" w:hAnsi="Aptos"/>
                 <w:b/>
                 <w:sz w:val="16"/>
                 <w:szCs w:val="16"/>
@@ -2692,6 +2690,7 @@
             </w:r>
             <w:r>
               <w:rPr>
+                <w:rFonts w:ascii="Aptos" w:hAnsi="Aptos"/>
                 <w:b/>
                 <w:sz w:val="16"/>
                 <w:szCs w:val="16"/>
@@ -2700,13 +2699,15 @@
             </w:r>
             <w:r>
               <w:rPr>
-                <w:b/>
-                <w:sz w:val="16"/>
-                <w:szCs w:val="16"/>
-              </w:rPr>
-            </w:r>
-            <w:r>
-              <w:rPr>
+                <w:rFonts w:ascii="Aptos" w:hAnsi="Aptos"/>
+                <w:b/>
+                <w:sz w:val="16"/>
+                <w:szCs w:val="16"/>
+              </w:rPr>
+            </w:r>
+            <w:r>
+              <w:rPr>
+                <w:rFonts w:ascii="Aptos" w:hAnsi="Aptos"/>
                 <w:b/>
                 <w:sz w:val="16"/>
                 <w:szCs w:val="16"/>
@@ -2715,6 +2716,7 @@
             </w:r>
             <w:r>
               <w:rPr>
+                <w:rFonts w:ascii="Aptos" w:hAnsi="Aptos"/>
                 <w:b/>
                 <w:sz w:val="16"/>
                 <w:szCs w:val="16"/>
@@ -2725,13 +2727,15 @@
           <w:p>
             <w:pPr>
               <w:rPr>
-                <w:b/>
-                <w:sz w:val="16"/>
-                <w:szCs w:val="16"/>
-              </w:rPr>
-            </w:pPr>
-            <w:r>
-              <w:rPr>
+                <w:rFonts w:ascii="Aptos" w:hAnsi="Aptos"/>
+                <w:b/>
+                <w:sz w:val="16"/>
+                <w:szCs w:val="16"/>
+              </w:rPr>
+            </w:pPr>
+            <w:r>
+              <w:rPr>
+                <w:rFonts w:ascii="Aptos" w:hAnsi="Aptos"/>
                 <w:b/>
                 <w:sz w:val="16"/>
                 <w:szCs w:val="16"/>
@@ -2750,6 +2754,7 @@
             </w:r>
             <w:r>
               <w:rPr>
+                <w:rFonts w:ascii="Aptos" w:hAnsi="Aptos"/>
                 <w:b/>
                 <w:sz w:val="16"/>
                 <w:szCs w:val="16"/>
@@ -2758,13 +2763,15 @@
             </w:r>
             <w:r>
               <w:rPr>
-                <w:b/>
-                <w:sz w:val="16"/>
-                <w:szCs w:val="16"/>
-              </w:rPr>
-            </w:r>
-            <w:r>
-              <w:rPr>
+                <w:rFonts w:ascii="Aptos" w:hAnsi="Aptos"/>
+                <w:b/>
+                <w:sz w:val="16"/>
+                <w:szCs w:val="16"/>
+              </w:rPr>
+            </w:r>
+            <w:r>
+              <w:rPr>
+                <w:rFonts w:ascii="Aptos" w:hAnsi="Aptos"/>
                 <w:b/>
                 <w:sz w:val="16"/>
                 <w:szCs w:val="16"/>
@@ -2773,6 +2780,7 @@
             </w:r>
             <w:r>
               <w:rPr>
+                <w:rFonts w:ascii="Aptos" w:hAnsi="Aptos"/>
                 <w:b/>
                 <w:sz w:val="16"/>
                 <w:szCs w:val="16"/>
@@ -2794,13 +2802,15 @@
           <w:p>
             <w:pPr>
               <w:rPr>
-                <w:b/>
-                <w:sz w:val="16"/>
-                <w:szCs w:val="16"/>
-              </w:rPr>
-            </w:pPr>
-            <w:r>
-              <w:rPr>
+                <w:rFonts w:ascii="Aptos" w:hAnsi="Aptos"/>
+                <w:b/>
+                <w:sz w:val="16"/>
+                <w:szCs w:val="16"/>
+              </w:rPr>
+            </w:pPr>
+            <w:r>
+              <w:rPr>
+                <w:rFonts w:ascii="Aptos" w:hAnsi="Aptos"/>
                 <w:b/>
                 <w:sz w:val="16"/>
                 <w:szCs w:val="16"/>
@@ -2811,13 +2821,15 @@
           <w:p>
             <w:pPr>
               <w:rPr>
-                <w:b/>
-                <w:sz w:val="16"/>
-                <w:szCs w:val="16"/>
-              </w:rPr>
-            </w:pPr>
-            <w:r>
-              <w:rPr>
+                <w:rFonts w:ascii="Aptos" w:hAnsi="Aptos"/>
+                <w:b/>
+                <w:sz w:val="16"/>
+                <w:szCs w:val="16"/>
+              </w:rPr>
+            </w:pPr>
+            <w:r>
+              <w:rPr>
+                <w:rFonts w:ascii="Aptos" w:hAnsi="Aptos"/>
                 <w:b/>
                 <w:sz w:val="16"/>
                 <w:szCs w:val="16"/>
@@ -2828,13 +2840,15 @@
           <w:p>
             <w:pPr>
               <w:rPr>
-                <w:b/>
-                <w:sz w:val="16"/>
-                <w:szCs w:val="16"/>
-              </w:rPr>
-            </w:pPr>
-            <w:r>
-              <w:rPr>
+                <w:rFonts w:ascii="Aptos" w:hAnsi="Aptos"/>
+                <w:b/>
+                <w:sz w:val="16"/>
+                <w:szCs w:val="16"/>
+              </w:rPr>
+            </w:pPr>
+            <w:r>
+              <w:rPr>
+                <w:rFonts w:ascii="Aptos" w:hAnsi="Aptos"/>
                 <w:b/>
                 <w:sz w:val="16"/>
                 <w:szCs w:val="16"/>
@@ -2845,13 +2859,15 @@
           <w:p>
             <w:pPr>
               <w:rPr>
-                <w:b/>
-                <w:sz w:val="16"/>
-                <w:szCs w:val="16"/>
-              </w:rPr>
-            </w:pPr>
-            <w:r>
-              <w:rPr>
+                <w:rFonts w:ascii="Aptos" w:hAnsi="Aptos"/>
+                <w:b/>
+                <w:sz w:val="16"/>
+                <w:szCs w:val="16"/>
+              </w:rPr>
+            </w:pPr>
+            <w:r>
+              <w:rPr>
+                <w:rFonts w:ascii="Aptos" w:hAnsi="Aptos"/>
                 <w:b/>
                 <w:sz w:val="16"/>
                 <w:szCs w:val="16"/>
@@ -2862,13 +2878,15 @@
           <w:p>
             <w:pPr>
               <w:rPr>
-                <w:b/>
-                <w:sz w:val="16"/>
-                <w:szCs w:val="16"/>
-              </w:rPr>
-            </w:pPr>
-            <w:r>
-              <w:rPr>
+                <w:rFonts w:ascii="Aptos" w:hAnsi="Aptos"/>
+                <w:b/>
+                <w:sz w:val="16"/>
+                <w:szCs w:val="16"/>
+              </w:rPr>
+            </w:pPr>
+            <w:r>
+              <w:rPr>
+                <w:rFonts w:ascii="Aptos" w:hAnsi="Aptos"/>
                 <w:b/>
                 <w:sz w:val="16"/>
                 <w:szCs w:val="16"/>
@@ -2896,6 +2914,7 @@
           <w:p>
             <w:pPr>
               <w:rPr>
+                <w:rFonts w:ascii="Aptos" w:hAnsi="Aptos"/>
                 <w:b/>
                 <w:sz w:val="10"/>
                 <w:szCs w:val="10"/>
@@ -2922,11 +2941,13 @@
           <w:p>
             <w:pPr>
               <w:rPr>
-                <w:b/>
-              </w:rPr>
-            </w:pPr>
-            <w:r>
-              <w:rPr>
+                <w:rFonts w:ascii="Aptos" w:hAnsi="Aptos"/>
+                <w:b/>
+              </w:rPr>
+            </w:pPr>
+            <w:r>
+              <w:rPr>
+                <w:rFonts w:ascii="Aptos" w:hAnsi="Aptos"/>
                 <w:b/>
               </w:rPr>
               <w:t>C</w:t>
@@ -2948,11 +2969,13 @@
           <w:p>
             <w:pPr>
               <w:rPr>
-                <w:b/>
-              </w:rPr>
-            </w:pPr>
-            <w:r>
-              <w:rPr>
+                <w:rFonts w:ascii="Aptos" w:hAnsi="Aptos"/>
+                <w:b/>
+              </w:rPr>
+            </w:pPr>
+            <w:r>
+              <w:rPr>
+                <w:rFonts w:ascii="Aptos" w:hAnsi="Aptos"/>
                 <w:b/>
               </w:rPr>
               <w:t>VALUTAZIONE DEL RISCHIO MISURATO</w:t>
@@ -2974,13 +2997,15 @@
             <w:pPr>
               <w:jc w:val="center"/>
               <w:rPr>
-                <w:b/>
-                <w:sz w:val="16"/>
-                <w:szCs w:val="16"/>
-              </w:rPr>
-            </w:pPr>
-            <w:r>
-              <w:rPr>
+                <w:rFonts w:ascii="Aptos" w:hAnsi="Aptos"/>
+                <w:b/>
+                <w:sz w:val="16"/>
+                <w:szCs w:val="16"/>
+              </w:rPr>
+            </w:pPr>
+            <w:r>
+              <w:rPr>
+                <w:rFonts w:ascii="Aptos" w:hAnsi="Aptos"/>
                 <w:b/>
                 <w:sz w:val="16"/>
                 <w:szCs w:val="16"/>
@@ -2989,6 +3014,7 @@
             </w:r>
             <w:r>
               <w:rPr>
+                <w:rFonts w:ascii="Aptos" w:hAnsi="Aptos"/>
                 <w:b/>
                 <w:sz w:val="16"/>
                 <w:szCs w:val="16"/>
@@ -3007,6 +3033,7 @@
             </w:r>
             <w:r>
               <w:rPr>
+                <w:rFonts w:ascii="Aptos" w:hAnsi="Aptos"/>
                 <w:b/>
                 <w:sz w:val="16"/>
                 <w:szCs w:val="16"/>
@@ -3015,13 +3042,15 @@
             </w:r>
             <w:r>
               <w:rPr>
-                <w:b/>
-                <w:sz w:val="16"/>
-                <w:szCs w:val="16"/>
-              </w:rPr>
-            </w:r>
-            <w:r>
-              <w:rPr>
+                <w:rFonts w:ascii="Aptos" w:hAnsi="Aptos"/>
+                <w:b/>
+                <w:sz w:val="16"/>
+                <w:szCs w:val="16"/>
+              </w:rPr>
+            </w:r>
+            <w:r>
+              <w:rPr>
+                <w:rFonts w:ascii="Aptos" w:hAnsi="Aptos"/>
                 <w:b/>
                 <w:sz w:val="16"/>
                 <w:szCs w:val="16"/>
@@ -3030,6 +3059,7 @@
             </w:r>
             <w:r>
               <w:rPr>
+                <w:rFonts w:ascii="Aptos" w:hAnsi="Aptos"/>
                 <w:b/>
                 <w:sz w:val="16"/>
                 <w:szCs w:val="16"/>
@@ -3038,6 +3068,7 @@
             </w:r>
             <w:r>
               <w:rPr>
+                <w:rFonts w:ascii="Aptos" w:hAnsi="Aptos"/>
                 <w:b/>
                 <w:sz w:val="16"/>
                 <w:szCs w:val="16"/>
@@ -3046,6 +3077,7 @@
             </w:r>
             <w:r>
               <w:rPr>
+                <w:rFonts w:ascii="Aptos" w:hAnsi="Aptos"/>
                 <w:b/>
                 <w:sz w:val="16"/>
                 <w:szCs w:val="16"/>
@@ -3065,6 +3097,7 @@
             </w:r>
             <w:r>
               <w:rPr>
+                <w:rFonts w:ascii="Aptos" w:hAnsi="Aptos"/>
                 <w:b/>
                 <w:sz w:val="16"/>
                 <w:szCs w:val="16"/>
@@ -3073,13 +3106,15 @@
             </w:r>
             <w:r>
               <w:rPr>
-                <w:b/>
-                <w:sz w:val="16"/>
-                <w:szCs w:val="16"/>
-              </w:rPr>
-            </w:r>
-            <w:r>
-              <w:rPr>
+                <w:rFonts w:ascii="Aptos" w:hAnsi="Aptos"/>
+                <w:b/>
+                <w:sz w:val="16"/>
+                <w:szCs w:val="16"/>
+              </w:rPr>
+            </w:r>
+            <w:r>
+              <w:rPr>
+                <w:rFonts w:ascii="Aptos" w:hAnsi="Aptos"/>
                 <w:b/>
                 <w:sz w:val="16"/>
                 <w:szCs w:val="16"/>
@@ -3088,6 +3123,7 @@
             </w:r>
             <w:r>
               <w:rPr>
+                <w:rFonts w:ascii="Aptos" w:hAnsi="Aptos"/>
                 <w:b/>
                 <w:sz w:val="16"/>
                 <w:szCs w:val="16"/>
@@ -3096,6 +3132,7 @@
             </w:r>
             <w:r>
               <w:rPr>
+                <w:rFonts w:ascii="Aptos" w:hAnsi="Aptos"/>
                 <w:b/>
                 <w:sz w:val="16"/>
                 <w:szCs w:val="16"/>
@@ -3123,6 +3160,7 @@
           <w:p>
             <w:pPr>
               <w:rPr>
+                <w:rFonts w:ascii="Aptos" w:hAnsi="Aptos"/>
                 <w:b/>
                 <w:sz w:val="10"/>
                 <w:szCs w:val="10"/>
@@ -3149,6 +3187,7 @@
           <w:p>
             <w:pPr>
               <w:rPr>
+                <w:rFonts w:ascii="Aptos" w:hAnsi="Aptos"/>
                 <w:b/>
                 <w:sz w:val="10"/>
                 <w:szCs w:val="10"/>
@@ -3175,11 +3214,13 @@
           <w:p>
             <w:pPr>
               <w:rPr>
-                <w:b/>
-              </w:rPr>
-            </w:pPr>
-            <w:r>
-              <w:rPr>
+                <w:rFonts w:ascii="Aptos" w:hAnsi="Aptos"/>
+                <w:b/>
+              </w:rPr>
+            </w:pPr>
+            <w:r>
+              <w:rPr>
+                <w:rFonts w:ascii="Aptos" w:hAnsi="Aptos"/>
                 <w:b/>
               </w:rPr>
               <w:t>D</w:t>
@@ -3200,11 +3241,13 @@
           <w:p>
             <w:pPr>
               <w:rPr>
-                <w:b/>
-              </w:rPr>
-            </w:pPr>
-            <w:r>
-              <w:rPr>
+                <w:rFonts w:ascii="Aptos" w:hAnsi="Aptos"/>
+                <w:b/>
+              </w:rPr>
+            </w:pPr>
+            <w:r>
+              <w:rPr>
+                <w:rFonts w:ascii="Aptos" w:hAnsi="Aptos"/>
                 <w:b/>
               </w:rPr>
               <w:t>MISURE DI PREVENZIONE E PROTEZIONE (artt. 224, 225)</w:t>
@@ -3231,6 +3274,7 @@
           <w:p>
             <w:pPr>
               <w:rPr>
+                <w:rFonts w:ascii="Aptos" w:hAnsi="Aptos"/>
                 <w:b/>
                 <w:sz w:val="10"/>
                 <w:szCs w:val="10"/>
@@ -3257,12 +3301,14 @@
           <w:p>
             <w:pPr>
               <w:rPr>
-                <w:sz w:val="16"/>
-                <w:szCs w:val="16"/>
-              </w:rPr>
-            </w:pPr>
-            <w:r>
-              <w:rPr>
+                <w:rFonts w:ascii="Aptos" w:hAnsi="Aptos"/>
+                <w:sz w:val="16"/>
+                <w:szCs w:val="16"/>
+              </w:rPr>
+            </w:pPr>
+            <w:r>
+              <w:rPr>
+                <w:rFonts w:ascii="Aptos" w:hAnsi="Aptos"/>
                 <w:b/>
                 <w:sz w:val="16"/>
                 <w:szCs w:val="16"/>
@@ -3281,6 +3327,7 @@
             </w:r>
             <w:r>
               <w:rPr>
+                <w:rFonts w:ascii="Aptos" w:hAnsi="Aptos"/>
                 <w:b/>
                 <w:sz w:val="16"/>
                 <w:szCs w:val="16"/>
@@ -3289,13 +3336,15 @@
             </w:r>
             <w:r>
               <w:rPr>
-                <w:b/>
-                <w:sz w:val="16"/>
-                <w:szCs w:val="16"/>
-              </w:rPr>
-            </w:r>
-            <w:r>
-              <w:rPr>
+                <w:rFonts w:ascii="Aptos" w:hAnsi="Aptos"/>
+                <w:b/>
+                <w:sz w:val="16"/>
+                <w:szCs w:val="16"/>
+              </w:rPr>
+            </w:r>
+            <w:r>
+              <w:rPr>
+                <w:rFonts w:ascii="Aptos" w:hAnsi="Aptos"/>
                 <w:b/>
                 <w:sz w:val="16"/>
                 <w:szCs w:val="16"/>
@@ -3304,6 +3353,7 @@
             </w:r>
             <w:r>
               <w:rPr>
+                <w:rFonts w:ascii="Aptos" w:hAnsi="Aptos"/>
                 <w:b/>
                 <w:sz w:val="16"/>
                 <w:szCs w:val="16"/>
@@ -3312,6 +3362,7 @@
             </w:r>
             <w:r>
               <w:rPr>
+                <w:rFonts w:ascii="Aptos" w:hAnsi="Aptos"/>
                 <w:b/>
                 <w:sz w:val="16"/>
                 <w:szCs w:val="16"/>
@@ -3320,6 +3371,7 @@
             </w:r>
             <w:r>
               <w:rPr>
+                <w:rFonts w:ascii="Aptos" w:hAnsi="Aptos"/>
                 <w:sz w:val="16"/>
                 <w:szCs w:val="16"/>
               </w:rPr>
@@ -3329,12 +3381,14 @@
           <w:p>
             <w:pPr>
               <w:rPr>
-                <w:sz w:val="16"/>
-                <w:szCs w:val="16"/>
-              </w:rPr>
-            </w:pPr>
-            <w:r>
-              <w:rPr>
+                <w:rFonts w:ascii="Aptos" w:hAnsi="Aptos"/>
+                <w:sz w:val="16"/>
+                <w:szCs w:val="16"/>
+              </w:rPr>
+            </w:pPr>
+            <w:r>
+              <w:rPr>
+                <w:rFonts w:ascii="Aptos" w:hAnsi="Aptos"/>
                 <w:sz w:val="16"/>
                 <w:szCs w:val="16"/>
               </w:rPr>
@@ -3352,6 +3406,7 @@
             </w:r>
             <w:r>
               <w:rPr>
+                <w:rFonts w:ascii="Aptos" w:hAnsi="Aptos"/>
                 <w:sz w:val="16"/>
                 <w:szCs w:val="16"/>
               </w:rPr>
@@ -3359,12 +3414,14 @@
             </w:r>
             <w:r>
               <w:rPr>
-                <w:sz w:val="16"/>
-                <w:szCs w:val="16"/>
-              </w:rPr>
-            </w:r>
-            <w:r>
-              <w:rPr>
+                <w:rFonts w:ascii="Aptos" w:hAnsi="Aptos"/>
+                <w:sz w:val="16"/>
+                <w:szCs w:val="16"/>
+              </w:rPr>
+            </w:r>
+            <w:r>
+              <w:rPr>
+                <w:rFonts w:ascii="Aptos" w:hAnsi="Aptos"/>
                 <w:sz w:val="16"/>
                 <w:szCs w:val="16"/>
               </w:rPr>
@@ -3372,6 +3429,7 @@
             </w:r>
             <w:r>
               <w:rPr>
+                <w:rFonts w:ascii="Aptos" w:hAnsi="Aptos"/>
                 <w:sz w:val="16"/>
                 <w:szCs w:val="16"/>
               </w:rPr>
@@ -3379,6 +3437,7 @@
             </w:r>
             <w:r>
               <w:rPr>
+                <w:rFonts w:ascii="Aptos" w:hAnsi="Aptos"/>
                 <w:sz w:val="16"/>
                 <w:szCs w:val="16"/>
               </w:rPr>
@@ -3386,6 +3445,7 @@
             </w:r>
             <w:r>
               <w:rPr>
+                <w:rFonts w:ascii="Aptos" w:hAnsi="Aptos"/>
                 <w:sz w:val="16"/>
                 <w:szCs w:val="16"/>
               </w:rPr>
@@ -3400,6 +3460,7 @@
             </w:r>
             <w:r>
               <w:rPr>
+                <w:rFonts w:ascii="Aptos" w:hAnsi="Aptos"/>
                 <w:sz w:val="16"/>
                 <w:szCs w:val="16"/>
               </w:rPr>
@@ -3407,12 +3468,14 @@
             </w:r>
             <w:r>
               <w:rPr>
-                <w:sz w:val="16"/>
-                <w:szCs w:val="16"/>
-              </w:rPr>
-            </w:r>
-            <w:r>
-              <w:rPr>
+                <w:rFonts w:ascii="Aptos" w:hAnsi="Aptos"/>
+                <w:sz w:val="16"/>
+                <w:szCs w:val="16"/>
+              </w:rPr>
+            </w:r>
+            <w:r>
+              <w:rPr>
+                <w:rFonts w:ascii="Aptos" w:hAnsi="Aptos"/>
                 <w:sz w:val="16"/>
                 <w:szCs w:val="16"/>
               </w:rPr>
@@ -3420,6 +3483,7 @@
             </w:r>
             <w:r>
               <w:rPr>
+                <w:rFonts w:ascii="Aptos" w:hAnsi="Aptos"/>
                 <w:noProof/>
                 <w:sz w:val="16"/>
                 <w:szCs w:val="16"/>
@@ -3428,6 +3492,7 @@
             </w:r>
             <w:r>
               <w:rPr>
+                <w:rFonts w:ascii="Aptos" w:hAnsi="Aptos"/>
                 <w:noProof/>
                 <w:sz w:val="16"/>
                 <w:szCs w:val="16"/>
@@ -3436,6 +3501,7 @@
             </w:r>
             <w:r>
               <w:rPr>
+                <w:rFonts w:ascii="Aptos" w:hAnsi="Aptos"/>
                 <w:noProof/>
                 <w:sz w:val="16"/>
                 <w:szCs w:val="16"/>
@@ -3444,6 +3510,7 @@
             </w:r>
             <w:r>
               <w:rPr>
+                <w:rFonts w:ascii="Aptos" w:hAnsi="Aptos"/>
                 <w:noProof/>
                 <w:sz w:val="16"/>
                 <w:szCs w:val="16"/>
@@ -3452,6 +3519,7 @@
             </w:r>
             <w:r>
               <w:rPr>
+                <w:rFonts w:ascii="Aptos" w:hAnsi="Aptos"/>
                 <w:noProof/>
                 <w:sz w:val="16"/>
                 <w:szCs w:val="16"/>
@@ -3460,6 +3528,7 @@
             </w:r>
             <w:r>
               <w:rPr>
+                <w:rFonts w:ascii="Aptos" w:hAnsi="Aptos"/>
                 <w:sz w:val="16"/>
                 <w:szCs w:val="16"/>
               </w:rPr>
@@ -3467,6 +3536,7 @@
             </w:r>
             <w:r>
               <w:rPr>
+                <w:rFonts w:ascii="Aptos" w:hAnsi="Aptos"/>
                 <w:sz w:val="16"/>
                 <w:szCs w:val="16"/>
               </w:rPr>
@@ -3476,13 +3546,15 @@
           <w:p>
             <w:pPr>
               <w:rPr>
-                <w:b/>
-                <w:sz w:val="16"/>
-                <w:szCs w:val="16"/>
-              </w:rPr>
-            </w:pPr>
-            <w:r>
-              <w:rPr>
+                <w:rFonts w:ascii="Aptos" w:hAnsi="Aptos"/>
+                <w:b/>
+                <w:sz w:val="16"/>
+                <w:szCs w:val="16"/>
+              </w:rPr>
+            </w:pPr>
+            <w:r>
+              <w:rPr>
+                <w:rFonts w:ascii="Aptos" w:hAnsi="Aptos"/>
                 <w:sz w:val="16"/>
                 <w:szCs w:val="16"/>
               </w:rPr>
@@ -3500,6 +3572,7 @@
             </w:r>
             <w:r>
               <w:rPr>
+                <w:rFonts w:ascii="Aptos" w:hAnsi="Aptos"/>
                 <w:sz w:val="16"/>
                 <w:szCs w:val="16"/>
               </w:rPr>
@@ -3507,12 +3580,14 @@
             </w:r>
             <w:r>
               <w:rPr>
-                <w:sz w:val="16"/>
-                <w:szCs w:val="16"/>
-              </w:rPr>
-            </w:r>
-            <w:r>
-              <w:rPr>
+                <w:rFonts w:ascii="Aptos" w:hAnsi="Aptos"/>
+                <w:sz w:val="16"/>
+                <w:szCs w:val="16"/>
+              </w:rPr>
+            </w:r>
+            <w:r>
+              <w:rPr>
+                <w:rFonts w:ascii="Aptos" w:hAnsi="Aptos"/>
                 <w:sz w:val="16"/>
                 <w:szCs w:val="16"/>
               </w:rPr>
@@ -3520,6 +3595,7 @@
             </w:r>
             <w:r>
               <w:rPr>
+                <w:rFonts w:ascii="Aptos" w:hAnsi="Aptos"/>
                 <w:sz w:val="16"/>
                 <w:szCs w:val="16"/>
               </w:rPr>
@@ -3527,6 +3603,7 @@
             </w:r>
             <w:r>
               <w:rPr>
+                <w:rFonts w:ascii="Aptos" w:hAnsi="Aptos"/>
                 <w:sz w:val="16"/>
                 <w:szCs w:val="16"/>
               </w:rPr>
@@ -3536,12 +3613,14 @@
           <w:p>
             <w:pPr>
               <w:rPr>
-                <w:sz w:val="16"/>
-                <w:szCs w:val="16"/>
-              </w:rPr>
-            </w:pPr>
-            <w:r>
-              <w:rPr>
+                <w:rFonts w:ascii="Aptos" w:hAnsi="Aptos"/>
+                <w:sz w:val="16"/>
+                <w:szCs w:val="16"/>
+              </w:rPr>
+            </w:pPr>
+            <w:r>
+              <w:rPr>
+                <w:rFonts w:ascii="Aptos" w:hAnsi="Aptos"/>
                 <w:sz w:val="16"/>
                 <w:szCs w:val="16"/>
               </w:rPr>
@@ -3559,6 +3638,7 @@
             </w:r>
             <w:r>
               <w:rPr>
+                <w:rFonts w:ascii="Aptos" w:hAnsi="Aptos"/>
                 <w:sz w:val="16"/>
                 <w:szCs w:val="16"/>
               </w:rPr>
@@ -3566,12 +3646,14 @@
             </w:r>
             <w:r>
               <w:rPr>
-                <w:sz w:val="16"/>
-                <w:szCs w:val="16"/>
-              </w:rPr>
-            </w:r>
-            <w:r>
-              <w:rPr>
+                <w:rFonts w:ascii="Aptos" w:hAnsi="Aptos"/>
+                <w:sz w:val="16"/>
+                <w:szCs w:val="16"/>
+              </w:rPr>
+            </w:r>
+            <w:r>
+              <w:rPr>
+                <w:rFonts w:ascii="Aptos" w:hAnsi="Aptos"/>
                 <w:sz w:val="16"/>
                 <w:szCs w:val="16"/>
               </w:rPr>
@@ -3579,6 +3661,7 @@
             </w:r>
             <w:r>
               <w:rPr>
+                <w:rFonts w:ascii="Aptos" w:hAnsi="Aptos"/>
                 <w:sz w:val="16"/>
                 <w:szCs w:val="16"/>
               </w:rPr>
@@ -3586,6 +3669,7 @@
             </w:r>
             <w:r>
               <w:rPr>
+                <w:rFonts w:ascii="Aptos" w:hAnsi="Aptos"/>
                 <w:sz w:val="16"/>
                 <w:szCs w:val="16"/>
               </w:rPr>
@@ -3595,12 +3679,14 @@
           <w:p>
             <w:pPr>
               <w:rPr>
-                <w:sz w:val="16"/>
-                <w:szCs w:val="16"/>
-              </w:rPr>
-            </w:pPr>
-            <w:r>
-              <w:rPr>
+                <w:rFonts w:ascii="Aptos" w:hAnsi="Aptos"/>
+                <w:sz w:val="16"/>
+                <w:szCs w:val="16"/>
+              </w:rPr>
+            </w:pPr>
+            <w:r>
+              <w:rPr>
+                <w:rFonts w:ascii="Aptos" w:hAnsi="Aptos"/>
                 <w:sz w:val="16"/>
                 <w:szCs w:val="16"/>
               </w:rPr>
@@ -3619,6 +3705,7 @@
             </w:r>
             <w:r>
               <w:rPr>
+                <w:rFonts w:ascii="Aptos" w:hAnsi="Aptos"/>
                 <w:sz w:val="16"/>
                 <w:szCs w:val="16"/>
               </w:rPr>
@@ -3626,12 +3713,14 @@
             </w:r>
             <w:r>
               <w:rPr>
-                <w:sz w:val="16"/>
-                <w:szCs w:val="16"/>
-              </w:rPr>
-            </w:r>
-            <w:r>
-              <w:rPr>
+                <w:rFonts w:ascii="Aptos" w:hAnsi="Aptos"/>
+                <w:sz w:val="16"/>
+                <w:szCs w:val="16"/>
+              </w:rPr>
+            </w:r>
+            <w:r>
+              <w:rPr>
+                <w:rFonts w:ascii="Aptos" w:hAnsi="Aptos"/>
                 <w:sz w:val="16"/>
                 <w:szCs w:val="16"/>
               </w:rPr>
@@ -3639,6 +3728,7 @@
             </w:r>
             <w:r>
               <w:rPr>
+                <w:rFonts w:ascii="Aptos" w:hAnsi="Aptos"/>
                 <w:sz w:val="16"/>
                 <w:szCs w:val="16"/>
               </w:rPr>
@@ -3646,6 +3736,7 @@
             </w:r>
             <w:r>
               <w:rPr>
+                <w:rFonts w:ascii="Aptos" w:hAnsi="Aptos"/>
                 <w:sz w:val="16"/>
                 <w:szCs w:val="16"/>
               </w:rPr>
@@ -3655,12 +3746,14 @@
           <w:p>
             <w:pPr>
               <w:rPr>
-                <w:sz w:val="16"/>
-                <w:szCs w:val="16"/>
-              </w:rPr>
-            </w:pPr>
-            <w:r>
-              <w:rPr>
+                <w:rFonts w:ascii="Aptos" w:hAnsi="Aptos"/>
+                <w:sz w:val="16"/>
+                <w:szCs w:val="16"/>
+              </w:rPr>
+            </w:pPr>
+            <w:r>
+              <w:rPr>
+                <w:rFonts w:ascii="Aptos" w:hAnsi="Aptos"/>
                 <w:sz w:val="16"/>
                 <w:szCs w:val="16"/>
               </w:rPr>
@@ -3678,6 +3771,7 @@
             </w:r>
             <w:r>
               <w:rPr>
+                <w:rFonts w:ascii="Aptos" w:hAnsi="Aptos"/>
                 <w:sz w:val="16"/>
                 <w:szCs w:val="16"/>
               </w:rPr>
@@ -3685,12 +3779,14 @@
             </w:r>
             <w:r>
               <w:rPr>
-                <w:sz w:val="16"/>
-                <w:szCs w:val="16"/>
-              </w:rPr>
-            </w:r>
-            <w:r>
-              <w:rPr>
+                <w:rFonts w:ascii="Aptos" w:hAnsi="Aptos"/>
+                <w:sz w:val="16"/>
+                <w:szCs w:val="16"/>
+              </w:rPr>
+            </w:r>
+            <w:r>
+              <w:rPr>
+                <w:rFonts w:ascii="Aptos" w:hAnsi="Aptos"/>
                 <w:sz w:val="16"/>
                 <w:szCs w:val="16"/>
               </w:rPr>
@@ -3698,6 +3794,7 @@
             </w:r>
             <w:r>
               <w:rPr>
+                <w:rFonts w:ascii="Aptos" w:hAnsi="Aptos"/>
                 <w:sz w:val="16"/>
                 <w:szCs w:val="16"/>
               </w:rPr>
@@ -3705,6 +3802,7 @@
             </w:r>
             <w:r>
               <w:rPr>
+                <w:rFonts w:ascii="Aptos" w:hAnsi="Aptos"/>
                 <w:sz w:val="16"/>
                 <w:szCs w:val="16"/>
               </w:rPr>
@@ -3714,12 +3812,14 @@
           <w:p>
             <w:pPr>
               <w:rPr>
-                <w:sz w:val="16"/>
-                <w:szCs w:val="16"/>
-              </w:rPr>
-            </w:pPr>
-            <w:r>
-              <w:rPr>
+                <w:rFonts w:ascii="Aptos" w:hAnsi="Aptos"/>
+                <w:sz w:val="16"/>
+                <w:szCs w:val="16"/>
+              </w:rPr>
+            </w:pPr>
+            <w:r>
+              <w:rPr>
+                <w:rFonts w:ascii="Aptos" w:hAnsi="Aptos"/>
                 <w:sz w:val="16"/>
                 <w:szCs w:val="16"/>
               </w:rPr>
@@ -3738,6 +3838,7 @@
             </w:r>
             <w:r>
               <w:rPr>
+                <w:rFonts w:ascii="Aptos" w:hAnsi="Aptos"/>
                 <w:sz w:val="16"/>
                 <w:szCs w:val="16"/>
               </w:rPr>
@@ -3745,12 +3846,14 @@
             </w:r>
             <w:r>
               <w:rPr>
-                <w:sz w:val="16"/>
-                <w:szCs w:val="16"/>
-              </w:rPr>
-            </w:r>
-            <w:r>
-              <w:rPr>
+                <w:rFonts w:ascii="Aptos" w:hAnsi="Aptos"/>
+                <w:sz w:val="16"/>
+                <w:szCs w:val="16"/>
+              </w:rPr>
+            </w:r>
+            <w:r>
+              <w:rPr>
+                <w:rFonts w:ascii="Aptos" w:hAnsi="Aptos"/>
                 <w:sz w:val="16"/>
                 <w:szCs w:val="16"/>
               </w:rPr>
@@ -3758,6 +3861,7 @@
             </w:r>
             <w:r>
               <w:rPr>
+                <w:rFonts w:ascii="Aptos" w:hAnsi="Aptos"/>
                 <w:sz w:val="16"/>
                 <w:szCs w:val="16"/>
               </w:rPr>
@@ -3765,6 +3869,7 @@
             </w:r>
             <w:r>
               <w:rPr>
+                <w:rFonts w:ascii="Aptos" w:hAnsi="Aptos"/>
                 <w:sz w:val="16"/>
                 <w:szCs w:val="16"/>
               </w:rPr>
@@ -3783,12 +3888,14 @@
           <w:p>
             <w:pPr>
               <w:rPr>
-                <w:sz w:val="16"/>
-                <w:szCs w:val="16"/>
-              </w:rPr>
-            </w:pPr>
-            <w:r>
-              <w:rPr>
+                <w:rFonts w:ascii="Aptos" w:hAnsi="Aptos"/>
+                <w:sz w:val="16"/>
+                <w:szCs w:val="16"/>
+              </w:rPr>
+            </w:pPr>
+            <w:r>
+              <w:rPr>
+                <w:rFonts w:ascii="Aptos" w:hAnsi="Aptos"/>
                 <w:sz w:val="16"/>
                 <w:szCs w:val="16"/>
               </w:rPr>
@@ -3806,6 +3913,7 @@
             </w:r>
             <w:r>
               <w:rPr>
+                <w:rFonts w:ascii="Aptos" w:hAnsi="Aptos"/>
                 <w:sz w:val="16"/>
                 <w:szCs w:val="16"/>
               </w:rPr>
@@ -3813,12 +3921,14 @@
             </w:r>
             <w:r>
               <w:rPr>
-                <w:sz w:val="16"/>
-                <w:szCs w:val="16"/>
-              </w:rPr>
-            </w:r>
-            <w:r>
-              <w:rPr>
+                <w:rFonts w:ascii="Aptos" w:hAnsi="Aptos"/>
+                <w:sz w:val="16"/>
+                <w:szCs w:val="16"/>
+              </w:rPr>
+            </w:r>
+            <w:r>
+              <w:rPr>
+                <w:rFonts w:ascii="Aptos" w:hAnsi="Aptos"/>
                 <w:sz w:val="16"/>
                 <w:szCs w:val="16"/>
               </w:rPr>
@@ -3826,6 +3936,7 @@
             </w:r>
             <w:r>
               <w:rPr>
+                <w:rFonts w:ascii="Aptos" w:hAnsi="Aptos"/>
                 <w:sz w:val="16"/>
                 <w:szCs w:val="16"/>
               </w:rPr>
@@ -3833,6 +3944,7 @@
             </w:r>
             <w:r>
               <w:rPr>
+                <w:rFonts w:ascii="Aptos" w:hAnsi="Aptos"/>
                 <w:sz w:val="16"/>
                 <w:szCs w:val="16"/>
               </w:rPr>
@@ -3842,12 +3954,14 @@
           <w:p>
             <w:pPr>
               <w:rPr>
-                <w:sz w:val="16"/>
-                <w:szCs w:val="16"/>
-              </w:rPr>
-            </w:pPr>
-            <w:r>
-              <w:rPr>
+                <w:rFonts w:ascii="Aptos" w:hAnsi="Aptos"/>
+                <w:sz w:val="16"/>
+                <w:szCs w:val="16"/>
+              </w:rPr>
+            </w:pPr>
+            <w:r>
+              <w:rPr>
+                <w:rFonts w:ascii="Aptos" w:hAnsi="Aptos"/>
                 <w:sz w:val="16"/>
                 <w:szCs w:val="16"/>
               </w:rPr>
@@ -3866,6 +3980,7 @@
             </w:r>
             <w:r>
               <w:rPr>
+                <w:rFonts w:ascii="Aptos" w:hAnsi="Aptos"/>
                 <w:sz w:val="16"/>
                 <w:szCs w:val="16"/>
               </w:rPr>
@@ -3873,12 +3988,14 @@
             </w:r>
             <w:r>
               <w:rPr>
-                <w:sz w:val="16"/>
-                <w:szCs w:val="16"/>
-              </w:rPr>
-            </w:r>
-            <w:r>
-              <w:rPr>
+                <w:rFonts w:ascii="Aptos" w:hAnsi="Aptos"/>
+                <w:sz w:val="16"/>
+                <w:szCs w:val="16"/>
+              </w:rPr>
+            </w:r>
+            <w:r>
+              <w:rPr>
+                <w:rFonts w:ascii="Aptos" w:hAnsi="Aptos"/>
                 <w:sz w:val="16"/>
                 <w:szCs w:val="16"/>
               </w:rPr>
@@ -3886,6 +4003,7 @@
             </w:r>
             <w:r>
               <w:rPr>
+                <w:rFonts w:ascii="Aptos" w:hAnsi="Aptos"/>
                 <w:sz w:val="16"/>
                 <w:szCs w:val="16"/>
               </w:rPr>
@@ -3893,6 +4011,7 @@
             </w:r>
             <w:r>
               <w:rPr>
+                <w:rFonts w:ascii="Aptos" w:hAnsi="Aptos"/>
                 <w:sz w:val="16"/>
                 <w:szCs w:val="16"/>
               </w:rPr>
@@ -3902,12 +4021,14 @@
           <w:p>
             <w:pPr>
               <w:rPr>
-                <w:sz w:val="16"/>
-                <w:szCs w:val="16"/>
-              </w:rPr>
-            </w:pPr>
-            <w:r>
-              <w:rPr>
+                <w:rFonts w:ascii="Aptos" w:hAnsi="Aptos"/>
+                <w:sz w:val="16"/>
+                <w:szCs w:val="16"/>
+              </w:rPr>
+            </w:pPr>
+            <w:r>
+              <w:rPr>
+                <w:rFonts w:ascii="Aptos" w:hAnsi="Aptos"/>
                 <w:sz w:val="16"/>
                 <w:szCs w:val="16"/>
               </w:rPr>
@@ -3925,6 +4046,7 @@
             </w:r>
             <w:r>
               <w:rPr>
+                <w:rFonts w:ascii="Aptos" w:hAnsi="Aptos"/>
                 <w:sz w:val="16"/>
                 <w:szCs w:val="16"/>
               </w:rPr>
@@ -3932,12 +4054,14 @@
             </w:r>
             <w:r>
               <w:rPr>
-                <w:sz w:val="16"/>
-                <w:szCs w:val="16"/>
-              </w:rPr>
-            </w:r>
-            <w:r>
-              <w:rPr>
+                <w:rFonts w:ascii="Aptos" w:hAnsi="Aptos"/>
+                <w:sz w:val="16"/>
+                <w:szCs w:val="16"/>
+              </w:rPr>
+            </w:r>
+            <w:r>
+              <w:rPr>
+                <w:rFonts w:ascii="Aptos" w:hAnsi="Aptos"/>
                 <w:sz w:val="16"/>
                 <w:szCs w:val="16"/>
               </w:rPr>
@@ -3945,6 +4069,7 @@
             </w:r>
             <w:r>
               <w:rPr>
+                <w:rFonts w:ascii="Aptos" w:hAnsi="Aptos"/>
                 <w:sz w:val="16"/>
                 <w:szCs w:val="16"/>
               </w:rPr>
@@ -3952,6 +4077,7 @@
             </w:r>
             <w:r>
               <w:rPr>
+                <w:rFonts w:ascii="Aptos" w:hAnsi="Aptos"/>
                 <w:sz w:val="16"/>
                 <w:szCs w:val="16"/>
               </w:rPr>
@@ -3961,12 +4087,14 @@
           <w:p>
             <w:pPr>
               <w:rPr>
-                <w:sz w:val="16"/>
-                <w:szCs w:val="16"/>
-              </w:rPr>
-            </w:pPr>
-            <w:r>
-              <w:rPr>
+                <w:rFonts w:ascii="Aptos" w:hAnsi="Aptos"/>
+                <w:sz w:val="16"/>
+                <w:szCs w:val="16"/>
+              </w:rPr>
+            </w:pPr>
+            <w:r>
+              <w:rPr>
+                <w:rFonts w:ascii="Aptos" w:hAnsi="Aptos"/>
                 <w:sz w:val="16"/>
                 <w:szCs w:val="16"/>
               </w:rPr>
@@ -3984,6 +4112,7 @@
             </w:r>
             <w:r>
               <w:rPr>
+                <w:rFonts w:ascii="Aptos" w:hAnsi="Aptos"/>
                 <w:sz w:val="16"/>
                 <w:szCs w:val="16"/>
               </w:rPr>
@@ -3991,12 +4120,14 @@
             </w:r>
             <w:r>
               <w:rPr>
-                <w:sz w:val="16"/>
-                <w:szCs w:val="16"/>
-              </w:rPr>
-            </w:r>
-            <w:r>
-              <w:rPr>
+                <w:rFonts w:ascii="Aptos" w:hAnsi="Aptos"/>
+                <w:sz w:val="16"/>
+                <w:szCs w:val="16"/>
+              </w:rPr>
+            </w:r>
+            <w:r>
+              <w:rPr>
+                <w:rFonts w:ascii="Aptos" w:hAnsi="Aptos"/>
                 <w:sz w:val="16"/>
                 <w:szCs w:val="16"/>
               </w:rPr>
@@ -4004,6 +4135,7 @@
             </w:r>
             <w:r>
               <w:rPr>
+                <w:rFonts w:ascii="Aptos" w:hAnsi="Aptos"/>
                 <w:sz w:val="16"/>
                 <w:szCs w:val="16"/>
               </w:rPr>
@@ -4011,28 +4143,24 @@
             </w:r>
             <w:r>
               <w:rPr>
-                <w:sz w:val="16"/>
-                <w:szCs w:val="16"/>
-              </w:rPr>
-              <w:t xml:space="preserve"> </w:t>
-            </w:r>
-            <w:r>
-              <w:rPr>
-                <w:sz w:val="16"/>
-                <w:szCs w:val="16"/>
-              </w:rPr>
-              <w:t>Predisposizione di misure di emergenza ed allarme in caso di incidenti</w:t>
-            </w:r>
-          </w:p>
-          <w:p>
-            <w:pPr>
-              <w:rPr>
-                <w:sz w:val="16"/>
-                <w:szCs w:val="16"/>
-              </w:rPr>
-            </w:pPr>
-            <w:r>
-              <w:rPr>
+                <w:rFonts w:ascii="Aptos" w:hAnsi="Aptos"/>
+                <w:sz w:val="16"/>
+                <w:szCs w:val="16"/>
+              </w:rPr>
+              <w:t xml:space="preserve"> Predisposizione di misure di emergenza ed allarme in caso di incidenti</w:t>
+            </w:r>
+          </w:p>
+          <w:p>
+            <w:pPr>
+              <w:rPr>
+                <w:rFonts w:ascii="Aptos" w:hAnsi="Aptos"/>
+                <w:sz w:val="16"/>
+                <w:szCs w:val="16"/>
+              </w:rPr>
+            </w:pPr>
+            <w:r>
+              <w:rPr>
+                <w:rFonts w:ascii="Aptos" w:hAnsi="Aptos"/>
                 <w:sz w:val="16"/>
                 <w:szCs w:val="16"/>
               </w:rPr>
@@ -4051,6 +4179,7 @@
             </w:r>
             <w:r>
               <w:rPr>
+                <w:rFonts w:ascii="Aptos" w:hAnsi="Aptos"/>
                 <w:sz w:val="16"/>
                 <w:szCs w:val="16"/>
               </w:rPr>
@@ -4058,12 +4187,14 @@
             </w:r>
             <w:r>
               <w:rPr>
-                <w:sz w:val="16"/>
-                <w:szCs w:val="16"/>
-              </w:rPr>
-            </w:r>
-            <w:r>
-              <w:rPr>
+                <w:rFonts w:ascii="Aptos" w:hAnsi="Aptos"/>
+                <w:sz w:val="16"/>
+                <w:szCs w:val="16"/>
+              </w:rPr>
+            </w:r>
+            <w:r>
+              <w:rPr>
+                <w:rFonts w:ascii="Aptos" w:hAnsi="Aptos"/>
                 <w:sz w:val="16"/>
                 <w:szCs w:val="16"/>
               </w:rPr>
@@ -4071,6 +4202,7 @@
             </w:r>
             <w:r>
               <w:rPr>
+                <w:rFonts w:ascii="Aptos" w:hAnsi="Aptos"/>
                 <w:sz w:val="16"/>
                 <w:szCs w:val="16"/>
               </w:rPr>
@@ -4078,6 +4210,7 @@
             </w:r>
             <w:r>
               <w:rPr>
+                <w:rFonts w:ascii="Aptos" w:hAnsi="Aptos"/>
                 <w:sz w:val="16"/>
                 <w:szCs w:val="16"/>
               </w:rPr>
@@ -4104,6 +4237,7 @@
           <w:p>
             <w:pPr>
               <w:rPr>
+                <w:rFonts w:ascii="Aptos" w:hAnsi="Aptos"/>
                 <w:b/>
                 <w:sz w:val="10"/>
                 <w:szCs w:val="10"/>
@@ -4130,11 +4264,13 @@
           <w:p>
             <w:pPr>
               <w:rPr>
-                <w:b/>
-              </w:rPr>
-            </w:pPr>
-            <w:r>
-              <w:rPr>
+                <w:rFonts w:ascii="Aptos" w:hAnsi="Aptos"/>
+                <w:b/>
+              </w:rPr>
+            </w:pPr>
+            <w:r>
+              <w:rPr>
+                <w:rFonts w:ascii="Aptos" w:hAnsi="Aptos"/>
                 <w:b/>
               </w:rPr>
               <w:t>E</w:t>
@@ -4155,11 +4291,13 @@
           <w:p>
             <w:pPr>
               <w:rPr>
-                <w:b/>
-              </w:rPr>
-            </w:pPr>
-            <w:r>
-              <w:rPr>
+                <w:rFonts w:ascii="Aptos" w:hAnsi="Aptos"/>
+                <w:b/>
+              </w:rPr>
+            </w:pPr>
+            <w:r>
+              <w:rPr>
+                <w:rFonts w:ascii="Aptos" w:hAnsi="Aptos"/>
                 <w:b/>
               </w:rPr>
               <w:t>DISPOSITIVI DI PROTEZIONE INDIVIDUALE</w:t>
@@ -4186,6 +4324,7 @@
           <w:p>
             <w:pPr>
               <w:rPr>
+                <w:rFonts w:ascii="Aptos" w:hAnsi="Aptos"/>
                 <w:b/>
                 <w:sz w:val="10"/>
                 <w:szCs w:val="10"/>
@@ -4202,19 +4341,20 @@
           <w:tcPr>
             <w:tcW w:w="2401" w:type="dxa"/>
             <w:gridSpan w:val="6"/>
-            <w:shd w:val="clear" w:color="auto" w:fill="auto"/>
           </w:tcPr>
           <w:p>
             <w:pPr>
               <w:jc w:val="center"/>
               <w:rPr>
-                <w:b/>
-                <w:sz w:val="20"/>
-                <w:szCs w:val="20"/>
-              </w:rPr>
-            </w:pPr>
-            <w:r>
-              <w:rPr>
+                <w:rFonts w:ascii="Aptos" w:hAnsi="Aptos"/>
+                <w:b/>
+                <w:sz w:val="20"/>
+                <w:szCs w:val="20"/>
+              </w:rPr>
+            </w:pPr>
+            <w:r>
+              <w:rPr>
+                <w:rFonts w:ascii="Aptos" w:hAnsi="Aptos"/>
                 <w:b/>
                 <w:sz w:val="20"/>
                 <w:szCs w:val="20"/>
@@ -4227,19 +4367,20 @@
           <w:tcPr>
             <w:tcW w:w="2292" w:type="dxa"/>
             <w:gridSpan w:val="5"/>
-            <w:shd w:val="clear" w:color="auto" w:fill="auto"/>
           </w:tcPr>
           <w:p>
             <w:pPr>
               <w:jc w:val="center"/>
               <w:rPr>
-                <w:b/>
-                <w:sz w:val="20"/>
-                <w:szCs w:val="20"/>
-              </w:rPr>
-            </w:pPr>
-            <w:r>
-              <w:rPr>
+                <w:rFonts w:ascii="Aptos" w:hAnsi="Aptos"/>
+                <w:b/>
+                <w:sz w:val="20"/>
+                <w:szCs w:val="20"/>
+              </w:rPr>
+            </w:pPr>
+            <w:r>
+              <w:rPr>
+                <w:rFonts w:ascii="Aptos" w:hAnsi="Aptos"/>
                 <w:b/>
                 <w:sz w:val="20"/>
                 <w:szCs w:val="20"/>
@@ -4252,19 +4393,20 @@
           <w:tcPr>
             <w:tcW w:w="2819" w:type="dxa"/>
             <w:gridSpan w:val="9"/>
-            <w:shd w:val="clear" w:color="auto" w:fill="auto"/>
           </w:tcPr>
           <w:p>
             <w:pPr>
               <w:jc w:val="center"/>
               <w:rPr>
-                <w:b/>
-                <w:sz w:val="20"/>
-                <w:szCs w:val="20"/>
-              </w:rPr>
-            </w:pPr>
-            <w:r>
-              <w:rPr>
+                <w:rFonts w:ascii="Aptos" w:hAnsi="Aptos"/>
+                <w:b/>
+                <w:sz w:val="20"/>
+                <w:szCs w:val="20"/>
+              </w:rPr>
+            </w:pPr>
+            <w:r>
+              <w:rPr>
+                <w:rFonts w:ascii="Aptos" w:hAnsi="Aptos"/>
                 <w:b/>
                 <w:sz w:val="20"/>
                 <w:szCs w:val="20"/>
@@ -4277,19 +4419,20 @@
           <w:tcPr>
             <w:tcW w:w="2116" w:type="dxa"/>
             <w:gridSpan w:val="2"/>
-            <w:shd w:val="clear" w:color="auto" w:fill="auto"/>
           </w:tcPr>
           <w:p>
             <w:pPr>
               <w:jc w:val="center"/>
               <w:rPr>
-                <w:b/>
-                <w:sz w:val="20"/>
-                <w:szCs w:val="20"/>
-              </w:rPr>
-            </w:pPr>
-            <w:r>
-              <w:rPr>
+                <w:rFonts w:ascii="Aptos" w:hAnsi="Aptos"/>
+                <w:b/>
+                <w:sz w:val="20"/>
+                <w:szCs w:val="20"/>
+              </w:rPr>
+            </w:pPr>
+            <w:r>
+              <w:rPr>
+                <w:rFonts w:ascii="Aptos" w:hAnsi="Aptos"/>
                 <w:b/>
                 <w:sz w:val="20"/>
                 <w:szCs w:val="20"/>
@@ -4307,17 +4450,18 @@
           <w:tcPr>
             <w:tcW w:w="2401" w:type="dxa"/>
             <w:gridSpan w:val="6"/>
-            <w:shd w:val="clear" w:color="auto" w:fill="auto"/>
-          </w:tcPr>
-          <w:p>
-            <w:pPr>
-              <w:rPr>
-                <w:sz w:val="16"/>
-                <w:szCs w:val="16"/>
-              </w:rPr>
-            </w:pPr>
-            <w:r>
-              <w:rPr>
+          </w:tcPr>
+          <w:p>
+            <w:pPr>
+              <w:rPr>
+                <w:rFonts w:ascii="Aptos" w:hAnsi="Aptos"/>
+                <w:sz w:val="16"/>
+                <w:szCs w:val="16"/>
+              </w:rPr>
+            </w:pPr>
+            <w:r>
+              <w:rPr>
+                <w:rFonts w:ascii="Aptos" w:hAnsi="Aptos"/>
                 <w:sz w:val="16"/>
                 <w:szCs w:val="16"/>
               </w:rPr>
@@ -4336,6 +4480,7 @@
             </w:r>
             <w:r>
               <w:rPr>
+                <w:rFonts w:ascii="Aptos" w:hAnsi="Aptos"/>
                 <w:sz w:val="16"/>
                 <w:szCs w:val="16"/>
               </w:rPr>
@@ -4343,12 +4488,14 @@
             </w:r>
             <w:r>
               <w:rPr>
-                <w:sz w:val="16"/>
-                <w:szCs w:val="16"/>
-              </w:rPr>
-            </w:r>
-            <w:r>
-              <w:rPr>
+                <w:rFonts w:ascii="Aptos" w:hAnsi="Aptos"/>
+                <w:sz w:val="16"/>
+                <w:szCs w:val="16"/>
+              </w:rPr>
+            </w:r>
+            <w:r>
+              <w:rPr>
+                <w:rFonts w:ascii="Aptos" w:hAnsi="Aptos"/>
                 <w:sz w:val="16"/>
                 <w:szCs w:val="16"/>
               </w:rPr>
@@ -4356,6 +4503,7 @@
             </w:r>
             <w:r>
               <w:rPr>
+                <w:rFonts w:ascii="Aptos" w:hAnsi="Aptos"/>
                 <w:sz w:val="16"/>
                 <w:szCs w:val="16"/>
               </w:rPr>
@@ -4363,6 +4511,7 @@
             </w:r>
             <w:r>
               <w:rPr>
+                <w:rFonts w:ascii="Aptos" w:hAnsi="Aptos"/>
                 <w:sz w:val="16"/>
                 <w:szCs w:val="16"/>
               </w:rPr>
@@ -4370,30 +4519,26 @@
             </w:r>
             <w:r>
               <w:rPr>
-                <w:b/>
-                <w:sz w:val="16"/>
-                <w:szCs w:val="16"/>
-              </w:rPr>
-              <w:t>EN 166</w:t>
-            </w:r>
-            <w:r>
-              <w:rPr>
-                <w:sz w:val="16"/>
-                <w:szCs w:val="16"/>
-              </w:rPr>
-              <w:t xml:space="preserve"> </w:t>
-            </w:r>
-            <w:r>
-              <w:rPr>
-                <w:sz w:val="16"/>
-                <w:szCs w:val="16"/>
-              </w:rPr>
-              <w:t>Occhiali EN 166 con protezioni laterali</w:t>
-            </w:r>
-          </w:p>
-          <w:p>
-            <w:pPr>
-              <w:rPr>
+                <w:rFonts w:ascii="Aptos" w:hAnsi="Aptos"/>
+                <w:b/>
+                <w:sz w:val="16"/>
+                <w:szCs w:val="16"/>
+              </w:rPr>
+              <w:t>UNI EN ISO 16321</w:t>
+            </w:r>
+            <w:r>
+              <w:rPr>
+                <w:rFonts w:ascii="Aptos" w:hAnsi="Aptos"/>
+                <w:sz w:val="16"/>
+                <w:szCs w:val="16"/>
+              </w:rPr>
+              <w:t>Occhiali  con protezioni laterali</w:t>
+            </w:r>
+          </w:p>
+          <w:p>
+            <w:pPr>
+              <w:rPr>
+                <w:rFonts w:ascii="Aptos" w:hAnsi="Aptos"/>
                 <w:sz w:val="16"/>
                 <w:szCs w:val="16"/>
               </w:rPr>
@@ -4404,17 +4549,18 @@
           <w:tcPr>
             <w:tcW w:w="2292" w:type="dxa"/>
             <w:gridSpan w:val="5"/>
-            <w:shd w:val="clear" w:color="auto" w:fill="auto"/>
-          </w:tcPr>
-          <w:p>
-            <w:pPr>
-              <w:rPr>
-                <w:sz w:val="16"/>
-                <w:szCs w:val="16"/>
-              </w:rPr>
-            </w:pPr>
-            <w:r>
-              <w:rPr>
+          </w:tcPr>
+          <w:p>
+            <w:pPr>
+              <w:rPr>
+                <w:rFonts w:ascii="Aptos" w:hAnsi="Aptos"/>
+                <w:sz w:val="16"/>
+                <w:szCs w:val="16"/>
+              </w:rPr>
+            </w:pPr>
+            <w:r>
+              <w:rPr>
+                <w:rFonts w:ascii="Aptos" w:hAnsi="Aptos"/>
                 <w:sz w:val="16"/>
                 <w:szCs w:val="16"/>
               </w:rPr>
@@ -4433,6 +4579,7 @@
             </w:r>
             <w:r>
               <w:rPr>
+                <w:rFonts w:ascii="Aptos" w:hAnsi="Aptos"/>
                 <w:sz w:val="16"/>
                 <w:szCs w:val="16"/>
               </w:rPr>
@@ -4440,12 +4587,14 @@
             </w:r>
             <w:r>
               <w:rPr>
-                <w:sz w:val="16"/>
-                <w:szCs w:val="16"/>
-              </w:rPr>
-            </w:r>
-            <w:r>
-              <w:rPr>
+                <w:rFonts w:ascii="Aptos" w:hAnsi="Aptos"/>
+                <w:sz w:val="16"/>
+                <w:szCs w:val="16"/>
+              </w:rPr>
+            </w:r>
+            <w:r>
+              <w:rPr>
+                <w:rFonts w:ascii="Aptos" w:hAnsi="Aptos"/>
                 <w:sz w:val="16"/>
                 <w:szCs w:val="16"/>
               </w:rPr>
@@ -4453,6 +4602,7 @@
             </w:r>
             <w:r>
               <w:rPr>
+                <w:rFonts w:ascii="Aptos" w:hAnsi="Aptos"/>
                 <w:sz w:val="16"/>
                 <w:szCs w:val="16"/>
               </w:rPr>
@@ -4460,6 +4610,7 @@
             </w:r>
             <w:r>
               <w:rPr>
+                <w:rFonts w:ascii="Aptos" w:hAnsi="Aptos"/>
                 <w:sz w:val="16"/>
                 <w:szCs w:val="16"/>
               </w:rPr>
@@ -4467,6 +4618,7 @@
             </w:r>
             <w:r>
               <w:rPr>
+                <w:rFonts w:ascii="Aptos" w:hAnsi="Aptos"/>
                 <w:b/>
                 <w:sz w:val="16"/>
                 <w:szCs w:val="16"/>
@@ -4475,28 +4627,24 @@
             </w:r>
             <w:r>
               <w:rPr>
-                <w:sz w:val="16"/>
-                <w:szCs w:val="16"/>
-              </w:rPr>
-              <w:t xml:space="preserve"> </w:t>
-            </w:r>
-            <w:r>
-              <w:rPr>
-                <w:sz w:val="16"/>
-                <w:szCs w:val="16"/>
-              </w:rPr>
-              <w:t>Utilizzare guanti protettivi che garantiscano una protezione totale, es. in PVC, neoprene o</w:t>
-            </w:r>
-          </w:p>
-          <w:p>
-            <w:pPr>
-              <w:rPr>
-                <w:sz w:val="16"/>
-                <w:szCs w:val="16"/>
-              </w:rPr>
-            </w:pPr>
-            <w:r>
-              <w:rPr>
+                <w:rFonts w:ascii="Aptos" w:hAnsi="Aptos"/>
+                <w:sz w:val="16"/>
+                <w:szCs w:val="16"/>
+              </w:rPr>
+              <w:t xml:space="preserve"> Utilizzare guanti protettivi che garantiscano una protezione totale, es. in PVC, neoprene o</w:t>
+            </w:r>
+          </w:p>
+          <w:p>
+            <w:pPr>
+              <w:rPr>
+                <w:rFonts w:ascii="Aptos" w:hAnsi="Aptos"/>
+                <w:sz w:val="16"/>
+                <w:szCs w:val="16"/>
+              </w:rPr>
+            </w:pPr>
+            <w:r>
+              <w:rPr>
+                <w:rFonts w:ascii="Aptos" w:hAnsi="Aptos"/>
                 <w:sz w:val="16"/>
                 <w:szCs w:val="16"/>
               </w:rPr>
@@ -4506,6 +4654,7 @@
           <w:p>
             <w:pPr>
               <w:rPr>
+                <w:rFonts w:ascii="Aptos" w:hAnsi="Aptos"/>
                 <w:sz w:val="16"/>
                 <w:szCs w:val="16"/>
               </w:rPr>
@@ -4516,17 +4665,18 @@
           <w:tcPr>
             <w:tcW w:w="2819" w:type="dxa"/>
             <w:gridSpan w:val="9"/>
-            <w:shd w:val="clear" w:color="auto" w:fill="auto"/>
-          </w:tcPr>
-          <w:p>
-            <w:pPr>
-              <w:rPr>
-                <w:sz w:val="16"/>
-                <w:szCs w:val="16"/>
-              </w:rPr>
-            </w:pPr>
-            <w:r>
-              <w:rPr>
+          </w:tcPr>
+          <w:p>
+            <w:pPr>
+              <w:rPr>
+                <w:rFonts w:ascii="Aptos" w:hAnsi="Aptos"/>
+                <w:sz w:val="16"/>
+                <w:szCs w:val="16"/>
+              </w:rPr>
+            </w:pPr>
+            <w:r>
+              <w:rPr>
+                <w:rFonts w:ascii="Aptos" w:hAnsi="Aptos"/>
                 <w:sz w:val="16"/>
                 <w:szCs w:val="16"/>
               </w:rPr>
@@ -4544,6 +4694,7 @@
             </w:r>
             <w:r>
               <w:rPr>
+                <w:rFonts w:ascii="Aptos" w:hAnsi="Aptos"/>
                 <w:sz w:val="16"/>
                 <w:szCs w:val="16"/>
               </w:rPr>
@@ -4551,12 +4702,14 @@
             </w:r>
             <w:r>
               <w:rPr>
-                <w:sz w:val="16"/>
-                <w:szCs w:val="16"/>
-              </w:rPr>
-            </w:r>
-            <w:r>
-              <w:rPr>
+                <w:rFonts w:ascii="Aptos" w:hAnsi="Aptos"/>
+                <w:sz w:val="16"/>
+                <w:szCs w:val="16"/>
+              </w:rPr>
+            </w:r>
+            <w:r>
+              <w:rPr>
+                <w:rFonts w:ascii="Aptos" w:hAnsi="Aptos"/>
                 <w:sz w:val="16"/>
                 <w:szCs w:val="16"/>
               </w:rPr>
@@ -4564,6 +4717,7 @@
             </w:r>
             <w:r>
               <w:rPr>
+                <w:rFonts w:ascii="Aptos" w:hAnsi="Aptos"/>
                 <w:sz w:val="16"/>
                 <w:szCs w:val="16"/>
               </w:rPr>
@@ -4571,6 +4725,7 @@
             </w:r>
             <w:r>
               <w:rPr>
+                <w:rFonts w:ascii="Aptos" w:hAnsi="Aptos"/>
                 <w:sz w:val="16"/>
                 <w:szCs w:val="16"/>
               </w:rPr>
@@ -4580,12 +4735,14 @@
           <w:p>
             <w:pPr>
               <w:rPr>
-                <w:sz w:val="16"/>
-                <w:szCs w:val="16"/>
-              </w:rPr>
-            </w:pPr>
-            <w:r>
-              <w:rPr>
+                <w:rFonts w:ascii="Aptos" w:hAnsi="Aptos"/>
+                <w:sz w:val="16"/>
+                <w:szCs w:val="16"/>
+              </w:rPr>
+            </w:pPr>
+            <w:r>
+              <w:rPr>
+                <w:rFonts w:ascii="Aptos" w:hAnsi="Aptos"/>
                 <w:sz w:val="16"/>
                 <w:szCs w:val="16"/>
               </w:rPr>
@@ -4603,6 +4760,7 @@
             </w:r>
             <w:r>
               <w:rPr>
+                <w:rFonts w:ascii="Aptos" w:hAnsi="Aptos"/>
                 <w:sz w:val="16"/>
                 <w:szCs w:val="16"/>
               </w:rPr>
@@ -4610,12 +4768,14 @@
             </w:r>
             <w:r>
               <w:rPr>
-                <w:sz w:val="16"/>
-                <w:szCs w:val="16"/>
-              </w:rPr>
-            </w:r>
-            <w:r>
-              <w:rPr>
+                <w:rFonts w:ascii="Aptos" w:hAnsi="Aptos"/>
+                <w:sz w:val="16"/>
+                <w:szCs w:val="16"/>
+              </w:rPr>
+            </w:r>
+            <w:r>
+              <w:rPr>
+                <w:rFonts w:ascii="Aptos" w:hAnsi="Aptos"/>
                 <w:sz w:val="16"/>
                 <w:szCs w:val="16"/>
               </w:rPr>
@@ -4623,6 +4783,7 @@
             </w:r>
             <w:r>
               <w:rPr>
+                <w:rFonts w:ascii="Aptos" w:hAnsi="Aptos"/>
                 <w:sz w:val="16"/>
                 <w:szCs w:val="16"/>
               </w:rPr>
@@ -4630,6 +4791,7 @@
             </w:r>
             <w:r>
               <w:rPr>
+                <w:rFonts w:ascii="Aptos" w:hAnsi="Aptos"/>
                 <w:sz w:val="16"/>
                 <w:szCs w:val="16"/>
               </w:rPr>
@@ -4639,12 +4801,14 @@
           <w:p>
             <w:pPr>
               <w:rPr>
-                <w:sz w:val="16"/>
-                <w:szCs w:val="16"/>
-              </w:rPr>
-            </w:pPr>
-            <w:r>
-              <w:rPr>
+                <w:rFonts w:ascii="Aptos" w:hAnsi="Aptos"/>
+                <w:sz w:val="16"/>
+                <w:szCs w:val="16"/>
+              </w:rPr>
+            </w:pPr>
+            <w:r>
+              <w:rPr>
+                <w:rFonts w:ascii="Aptos" w:hAnsi="Aptos"/>
                 <w:sz w:val="16"/>
                 <w:szCs w:val="16"/>
               </w:rPr>
@@ -4662,6 +4826,7 @@
             </w:r>
             <w:r>
               <w:rPr>
+                <w:rFonts w:ascii="Aptos" w:hAnsi="Aptos"/>
                 <w:sz w:val="16"/>
                 <w:szCs w:val="16"/>
               </w:rPr>
@@ -4669,12 +4834,14 @@
             </w:r>
             <w:r>
               <w:rPr>
-                <w:sz w:val="16"/>
-                <w:szCs w:val="16"/>
-              </w:rPr>
-            </w:r>
-            <w:r>
-              <w:rPr>
+                <w:rFonts w:ascii="Aptos" w:hAnsi="Aptos"/>
+                <w:sz w:val="16"/>
+                <w:szCs w:val="16"/>
+              </w:rPr>
+            </w:r>
+            <w:r>
+              <w:rPr>
+                <w:rFonts w:ascii="Aptos" w:hAnsi="Aptos"/>
                 <w:sz w:val="16"/>
                 <w:szCs w:val="16"/>
               </w:rPr>
@@ -4682,6 +4849,7 @@
             </w:r>
             <w:r>
               <w:rPr>
+                <w:rFonts w:ascii="Aptos" w:hAnsi="Aptos"/>
                 <w:sz w:val="16"/>
                 <w:szCs w:val="16"/>
               </w:rPr>
@@ -4689,6 +4857,7 @@
             </w:r>
             <w:r>
               <w:rPr>
+                <w:rFonts w:ascii="Aptos" w:hAnsi="Aptos"/>
                 <w:sz w:val="16"/>
                 <w:szCs w:val="16"/>
               </w:rPr>
@@ -4698,12 +4867,14 @@
           <w:p>
             <w:pPr>
               <w:rPr>
-                <w:sz w:val="16"/>
-                <w:szCs w:val="16"/>
-              </w:rPr>
-            </w:pPr>
-            <w:r>
-              <w:rPr>
+                <w:rFonts w:ascii="Aptos" w:hAnsi="Aptos"/>
+                <w:sz w:val="16"/>
+                <w:szCs w:val="16"/>
+              </w:rPr>
+            </w:pPr>
+            <w:r>
+              <w:rPr>
+                <w:rFonts w:ascii="Aptos" w:hAnsi="Aptos"/>
                 <w:sz w:val="16"/>
                 <w:szCs w:val="16"/>
               </w:rPr>
@@ -4721,6 +4892,7 @@
             </w:r>
             <w:r>
               <w:rPr>
+                <w:rFonts w:ascii="Aptos" w:hAnsi="Aptos"/>
                 <w:sz w:val="16"/>
                 <w:szCs w:val="16"/>
               </w:rPr>
@@ -4728,12 +4900,14 @@
             </w:r>
             <w:r>
               <w:rPr>
-                <w:sz w:val="16"/>
-                <w:szCs w:val="16"/>
-              </w:rPr>
-            </w:r>
-            <w:r>
-              <w:rPr>
+                <w:rFonts w:ascii="Aptos" w:hAnsi="Aptos"/>
+                <w:sz w:val="16"/>
+                <w:szCs w:val="16"/>
+              </w:rPr>
+            </w:r>
+            <w:r>
+              <w:rPr>
+                <w:rFonts w:ascii="Aptos" w:hAnsi="Aptos"/>
                 <w:sz w:val="16"/>
                 <w:szCs w:val="16"/>
               </w:rPr>
@@ -4741,6 +4915,7 @@
             </w:r>
             <w:r>
               <w:rPr>
+                <w:rFonts w:ascii="Aptos" w:hAnsi="Aptos"/>
                 <w:sz w:val="16"/>
                 <w:szCs w:val="16"/>
               </w:rPr>
@@ -4748,21 +4923,23 @@
             </w:r>
             <w:r>
               <w:rPr>
-                <w:sz w:val="16"/>
-                <w:szCs w:val="16"/>
-              </w:rPr>
-              <w:t xml:space="preserve"> Maschera antigas EN 141</w:t>
-            </w:r>
-          </w:p>
-          <w:p>
-            <w:pPr>
-              <w:rPr>
-                <w:sz w:val="16"/>
-                <w:szCs w:val="16"/>
-              </w:rPr>
-            </w:pPr>
-            <w:r>
-              <w:rPr>
+                <w:rFonts w:ascii="Aptos" w:hAnsi="Aptos"/>
+                <w:sz w:val="16"/>
+                <w:szCs w:val="16"/>
+              </w:rPr>
+              <w:t xml:space="preserve"> Maschera antigas </w:t>
+            </w:r>
+            <w:r>
+              <w:rPr>
+                <w:rFonts w:ascii="Aptos" w:hAnsi="Aptos"/>
+                <w:sz w:val="16"/>
+                <w:szCs w:val="16"/>
+              </w:rPr>
+              <w:t>UNI EN 14387</w:t>
+            </w:r>
+            <w:r>
+              <w:rPr>
+                <w:rFonts w:ascii="Aptos" w:hAnsi="Aptos"/>
                 <w:sz w:val="16"/>
                 <w:szCs w:val="16"/>
               </w:rPr>
@@ -4780,6 +4957,7 @@
             </w:r>
             <w:r>
               <w:rPr>
+                <w:rFonts w:ascii="Aptos" w:hAnsi="Aptos"/>
                 <w:sz w:val="16"/>
                 <w:szCs w:val="16"/>
               </w:rPr>
@@ -4787,12 +4965,14 @@
             </w:r>
             <w:r>
               <w:rPr>
-                <w:sz w:val="16"/>
-                <w:szCs w:val="16"/>
-              </w:rPr>
-            </w:r>
-            <w:r>
-              <w:rPr>
+                <w:rFonts w:ascii="Aptos" w:hAnsi="Aptos"/>
+                <w:sz w:val="16"/>
+                <w:szCs w:val="16"/>
+              </w:rPr>
+            </w:r>
+            <w:r>
+              <w:rPr>
+                <w:rFonts w:ascii="Aptos" w:hAnsi="Aptos"/>
                 <w:sz w:val="16"/>
                 <w:szCs w:val="16"/>
               </w:rPr>
@@ -4800,6 +4980,7 @@
             </w:r>
             <w:r>
               <w:rPr>
+                <w:rFonts w:ascii="Aptos" w:hAnsi="Aptos"/>
                 <w:sz w:val="16"/>
                 <w:szCs w:val="16"/>
               </w:rPr>
@@ -4807,6 +4988,7 @@
             </w:r>
             <w:r>
               <w:rPr>
+                <w:rFonts w:ascii="Aptos" w:hAnsi="Aptos"/>
                 <w:sz w:val="16"/>
                 <w:szCs w:val="16"/>
               </w:rPr>
@@ -4814,6 +4996,7 @@
             </w:r>
             <w:r>
               <w:rPr>
+                <w:rFonts w:ascii="Aptos" w:hAnsi="Aptos"/>
                 <w:sz w:val="16"/>
                 <w:szCs w:val="16"/>
               </w:rPr>
@@ -4828,6 +5011,7 @@
             </w:r>
             <w:r>
               <w:rPr>
+                <w:rFonts w:ascii="Aptos" w:hAnsi="Aptos"/>
                 <w:sz w:val="16"/>
                 <w:szCs w:val="16"/>
               </w:rPr>
@@ -4835,12 +5019,14 @@
             </w:r>
             <w:r>
               <w:rPr>
-                <w:sz w:val="16"/>
-                <w:szCs w:val="16"/>
-              </w:rPr>
-            </w:r>
-            <w:r>
-              <w:rPr>
+                <w:rFonts w:ascii="Aptos" w:hAnsi="Aptos"/>
+                <w:sz w:val="16"/>
+                <w:szCs w:val="16"/>
+              </w:rPr>
+            </w:r>
+            <w:r>
+              <w:rPr>
+                <w:rFonts w:ascii="Aptos" w:hAnsi="Aptos"/>
                 <w:sz w:val="16"/>
                 <w:szCs w:val="16"/>
               </w:rPr>
@@ -4848,6 +5034,7 @@
             </w:r>
             <w:r>
               <w:rPr>
+                <w:rFonts w:ascii="Aptos" w:hAnsi="Aptos"/>
                 <w:noProof/>
                 <w:sz w:val="16"/>
                 <w:szCs w:val="16"/>
@@ -4856,6 +5043,7 @@
             </w:r>
             <w:r>
               <w:rPr>
+                <w:rFonts w:ascii="Aptos" w:hAnsi="Aptos"/>
                 <w:noProof/>
                 <w:sz w:val="16"/>
                 <w:szCs w:val="16"/>
@@ -4864,6 +5052,7 @@
             </w:r>
             <w:r>
               <w:rPr>
+                <w:rFonts w:ascii="Aptos" w:hAnsi="Aptos"/>
                 <w:noProof/>
                 <w:sz w:val="16"/>
                 <w:szCs w:val="16"/>
@@ -4872,6 +5061,7 @@
             </w:r>
             <w:r>
               <w:rPr>
+                <w:rFonts w:ascii="Aptos" w:hAnsi="Aptos"/>
                 <w:noProof/>
                 <w:sz w:val="16"/>
                 <w:szCs w:val="16"/>
@@ -4880,6 +5070,7 @@
             </w:r>
             <w:r>
               <w:rPr>
+                <w:rFonts w:ascii="Aptos" w:hAnsi="Aptos"/>
                 <w:noProof/>
                 <w:sz w:val="16"/>
                 <w:szCs w:val="16"/>
@@ -4888,6 +5079,7 @@
             </w:r>
             <w:r>
               <w:rPr>
+                <w:rFonts w:ascii="Aptos" w:hAnsi="Aptos"/>
                 <w:sz w:val="16"/>
                 <w:szCs w:val="16"/>
               </w:rPr>
@@ -4899,17 +5091,18 @@
           <w:tcPr>
             <w:tcW w:w="2116" w:type="dxa"/>
             <w:gridSpan w:val="2"/>
-            <w:shd w:val="clear" w:color="auto" w:fill="auto"/>
-          </w:tcPr>
-          <w:p>
-            <w:pPr>
-              <w:rPr>
-                <w:sz w:val="16"/>
-                <w:szCs w:val="16"/>
-              </w:rPr>
-            </w:pPr>
-            <w:r>
-              <w:rPr>
+          </w:tcPr>
+          <w:p>
+            <w:pPr>
+              <w:rPr>
+                <w:rFonts w:ascii="Aptos" w:hAnsi="Aptos"/>
+                <w:sz w:val="16"/>
+                <w:szCs w:val="16"/>
+              </w:rPr>
+            </w:pPr>
+            <w:r>
+              <w:rPr>
+                <w:rFonts w:ascii="Aptos" w:hAnsi="Aptos"/>
                 <w:sz w:val="16"/>
                 <w:szCs w:val="16"/>
               </w:rPr>
@@ -4927,6 +5120,7 @@
             </w:r>
             <w:r>
               <w:rPr>
+                <w:rFonts w:ascii="Aptos" w:hAnsi="Aptos"/>
                 <w:sz w:val="16"/>
                 <w:szCs w:val="16"/>
               </w:rPr>
@@ -4934,12 +5128,14 @@
             </w:r>
             <w:r>
               <w:rPr>
-                <w:sz w:val="16"/>
-                <w:szCs w:val="16"/>
-              </w:rPr>
-            </w:r>
-            <w:r>
-              <w:rPr>
+                <w:rFonts w:ascii="Aptos" w:hAnsi="Aptos"/>
+                <w:sz w:val="16"/>
+                <w:szCs w:val="16"/>
+              </w:rPr>
+            </w:r>
+            <w:r>
+              <w:rPr>
+                <w:rFonts w:ascii="Aptos" w:hAnsi="Aptos"/>
                 <w:sz w:val="16"/>
                 <w:szCs w:val="16"/>
               </w:rPr>
@@ -4947,6 +5143,7 @@
             </w:r>
             <w:r>
               <w:rPr>
+                <w:rFonts w:ascii="Aptos" w:hAnsi="Aptos"/>
                 <w:sz w:val="16"/>
                 <w:szCs w:val="16"/>
               </w:rPr>
@@ -4954,6 +5151,7 @@
             </w:r>
             <w:r>
               <w:rPr>
+                <w:rFonts w:ascii="Aptos" w:hAnsi="Aptos"/>
                 <w:sz w:val="16"/>
                 <w:szCs w:val="16"/>
               </w:rPr>
@@ -4961,37 +5159,26 @@
             </w:r>
             <w:r>
               <w:rPr>
-                <w:b/>
-                <w:sz w:val="16"/>
-                <w:szCs w:val="16"/>
-              </w:rPr>
-              <w:t>Indumenti</w:t>
-            </w:r>
-            <w:r>
-              <w:rPr>
-                <w:b/>
-                <w:sz w:val="16"/>
-                <w:szCs w:val="16"/>
-              </w:rPr>
-              <w:t xml:space="preserve"> EN </w:t>
-            </w:r>
-            <w:r>
-              <w:rPr>
-                <w:b/>
-                <w:sz w:val="16"/>
-                <w:szCs w:val="16"/>
-              </w:rPr>
-              <w:t xml:space="preserve">14325 </w:t>
-            </w:r>
-            <w:r>
-              <w:rPr>
-                <w:sz w:val="16"/>
-                <w:szCs w:val="16"/>
-              </w:rPr>
-              <w:t>Indossare indumenti che garantiscano una protezione totale per la pelle, es. in cotone, gomma,</w:t>
-            </w:r>
-            <w:r>
-              <w:rPr>
+                <w:rFonts w:ascii="Aptos" w:hAnsi="Aptos"/>
+                <w:b/>
+                <w:sz w:val="16"/>
+                <w:szCs w:val="16"/>
+              </w:rPr>
+              <w:t xml:space="preserve">Indumenti </w:t>
+            </w:r>
+            <w:r>
+              <w:rPr>
+                <w:rFonts w:ascii="Aptos" w:hAnsi="Aptos"/>
+                <w:b/>
+                <w:sz w:val="16"/>
+                <w:szCs w:val="16"/>
+              </w:rPr>
+              <w:t>UNI EN ISO 13688</w:t>
+            </w:r>
+            <w:r>
+              <w:rPr>
+                <w:rFonts w:ascii="Aptos" w:hAnsi="Aptos"/>
+                <w:b/>
                 <w:sz w:val="16"/>
                 <w:szCs w:val="16"/>
               </w:rPr>
@@ -4999,14 +5186,16 @@
             </w:r>
             <w:r>
               <w:rPr>
-                <w:sz w:val="16"/>
-                <w:szCs w:val="16"/>
-              </w:rPr>
-              <w:t xml:space="preserve">PVC o </w:t>
+                <w:rFonts w:ascii="Aptos" w:hAnsi="Aptos"/>
+                <w:sz w:val="16"/>
+                <w:szCs w:val="16"/>
+              </w:rPr>
+              <w:t xml:space="preserve">Indossare indumenti che garantiscano una protezione totale per la pelle, es. in cotone, gomma, PVC o </w:t>
             </w:r>
             <w:proofErr w:type="spellStart"/>
             <w:r>
               <w:rPr>
+                <w:rFonts w:ascii="Aptos" w:hAnsi="Aptos"/>
                 <w:sz w:val="16"/>
                 <w:szCs w:val="16"/>
               </w:rPr>
@@ -5029,7 +5218,7 @@
 </file>
 
 <file path=word/styles.xml><?xml version="1.0" encoding="utf-8"?>
-<w:styles xmlns:mc="http://schemas.openxmlformats.org/markup-compatibility/2006" xmlns:r="http://schemas.openxmlformats.org/officeDocument/2006/relationships" xmlns:w="http://schemas.openxmlformats.org/wordprocessingml/2006/main" xmlns:w14="http://schemas.microsoft.com/office/word/2010/wordml" xmlns:w15="http://schemas.microsoft.com/office/word/2012/wordml" xmlns:w16cex="http://schemas.microsoft.com/office/word/2018/wordml/cex" xmlns:w16cid="http://schemas.microsoft.com/office/word/2016/wordml/cid" xmlns:w16="http://schemas.microsoft.com/office/word/2018/wordml" xmlns:w16sdtdh="http://schemas.microsoft.com/office/word/2020/wordml/sdtdatahash" xmlns:w16se="http://schemas.microsoft.com/office/word/2015/wordml/symex" mc:Ignorable="w14 w15 w16se w16cid w16 w16cex w16sdtdh">
+<w:styles xmlns:mc="http://schemas.openxmlformats.org/markup-compatibility/2006" xmlns:r="http://schemas.openxmlformats.org/officeDocument/2006/relationships" xmlns:w="http://schemas.openxmlformats.org/wordprocessingml/2006/main" xmlns:w14="http://schemas.microsoft.com/office/word/2010/wordml" xmlns:w15="http://schemas.microsoft.com/office/word/2012/wordml" xmlns:w16cex="http://schemas.microsoft.com/office/word/2018/wordml/cex" xmlns:w16cid="http://schemas.microsoft.com/office/word/2016/wordml/cid" xmlns:w16="http://schemas.microsoft.com/office/word/2018/wordml" xmlns:w16du="http://schemas.microsoft.com/office/word/2023/wordml/word16du" xmlns:w16sdtdh="http://schemas.microsoft.com/office/word/2020/wordml/sdtdatahash" xmlns:w16sdtfl="http://schemas.microsoft.com/office/word/2024/wordml/sdtformatlock" xmlns:w16se="http://schemas.microsoft.com/office/word/2015/wordml/symex" mc:Ignorable="w14 w15 w16se w16cid w16 w16cex w16sdtdh w16sdtfl w16du">
   <w:docDefaults>
     <w:rPrDefault>
       <w:rPr>
